--- a/cv/zongrun_cv_sci.docx
+++ b/cv/zongrun_cv_sci.docx
@@ -1138,23 +1138,7 @@
                 <w:sz w:val="24"/>
                 <w:szCs w:val="24"/>
               </w:rPr>
-              <w:t xml:space="preserve">(PI: Dr. John </w:t>
-            </w:r>
-            <w:proofErr w:type="spellStart"/>
-            <w:r>
-              <w:rPr>
-                <w:sz w:val="24"/>
-                <w:szCs w:val="24"/>
-              </w:rPr>
-              <w:t>Volckens</w:t>
-            </w:r>
-            <w:proofErr w:type="spellEnd"/>
-            <w:r>
-              <w:rPr>
-                <w:sz w:val="24"/>
-                <w:szCs w:val="24"/>
-              </w:rPr>
-              <w:t>)</w:t>
+              <w:t>(PI: Dr. John Volckens)</w:t>
             </w:r>
           </w:p>
         </w:tc>
@@ -2582,7 +2566,57 @@
           <w:szCs w:val="22"/>
           <w:u w:val="none"/>
         </w:rPr>
-        <w:t>, Qian, Y., Hu, Y., Vasilakos, P., Odman, M. T., … Russell, A. G. Comparison of Chemical Transport Model and Observation Derived Ozone–NOx–VOC Isopleths for the South Coast Air Basin of California.</w:t>
+        <w:t>, Qian, Y., Hu, Y., Vasilakos, P., Odman, M. T., … Russell, A. G. Comparison of Chemical Transport Model and Observation Derived Ozone–NOx–VOC Isopleths for the South Coast Air Basin of California</w:t>
+      </w:r>
+      <w:r>
+        <w:rPr>
+          <w:b w:val="0"/>
+          <w:bCs w:val="0"/>
+          <w:sz w:val="22"/>
+          <w:szCs w:val="22"/>
+          <w:u w:val="none"/>
+        </w:rPr>
+        <w:t xml:space="preserve"> </w:t>
+      </w:r>
+      <w:r>
+        <w:rPr>
+          <w:b w:val="0"/>
+          <w:bCs w:val="0"/>
+          <w:sz w:val="22"/>
+          <w:szCs w:val="22"/>
+          <w:u w:val="none"/>
+        </w:rPr>
+        <w:t xml:space="preserve">(submitted to </w:t>
+      </w:r>
+      <w:r>
+        <w:rPr>
+          <w:b w:val="0"/>
+          <w:bCs w:val="0"/>
+          <w:sz w:val="22"/>
+          <w:szCs w:val="22"/>
+          <w:u w:val="none"/>
+        </w:rPr>
+        <w:t>ES&amp;T Air</w:t>
+      </w:r>
+      <w:r>
+        <w:rPr>
+          <w:b w:val="0"/>
+          <w:bCs w:val="0"/>
+          <w:sz w:val="22"/>
+          <w:szCs w:val="22"/>
+          <w:u w:val="none"/>
+        </w:rPr>
+        <w:t>)</w:t>
+      </w:r>
+      <w:r>
+        <w:rPr>
+          <w:b w:val="0"/>
+          <w:bCs w:val="0"/>
+          <w:sz w:val="22"/>
+          <w:szCs w:val="22"/>
+          <w:u w:val="none"/>
+        </w:rPr>
+        <w:t>.</w:t>
       </w:r>
     </w:p>
     <w:p>
@@ -2836,29 +2870,7 @@
           <w:szCs w:val="22"/>
           <w:u w:val="none"/>
         </w:rPr>
-        <w:t xml:space="preserve">, C., … </w:t>
-      </w:r>
-      <w:proofErr w:type="spellStart"/>
-      <w:r>
-        <w:rPr>
-          <w:b w:val="0"/>
-          <w:bCs w:val="0"/>
-          <w:sz w:val="22"/>
-          <w:szCs w:val="22"/>
-          <w:u w:val="none"/>
-        </w:rPr>
-        <w:t>Wellenius</w:t>
-      </w:r>
-      <w:proofErr w:type="spellEnd"/>
-      <w:r>
-        <w:rPr>
-          <w:b w:val="0"/>
-          <w:bCs w:val="0"/>
-          <w:sz w:val="22"/>
-          <w:szCs w:val="22"/>
-          <w:u w:val="none"/>
-        </w:rPr>
-        <w:t>, G. A. Risk of emergency department visits associated with O3 attributable to prescribed burning differs from total O3 exposures in the Southeastern US</w:t>
+        <w:t>, C., … Wellenius, G. A. Risk of emergency department visits associated with O3 attributable to prescribed burning differs from total O3 exposures in the Southeastern US</w:t>
       </w:r>
       <w:r>
         <w:rPr>
@@ -3811,29 +3823,7 @@
           <w:szCs w:val="22"/>
           <w:u w:val="none"/>
         </w:rPr>
-        <w:t xml:space="preserve">, C., Russell, A. G., Kinney, P. L., Odman, M. T., and </w:t>
-      </w:r>
-      <w:proofErr w:type="spellStart"/>
-      <w:r>
-        <w:rPr>
-          <w:b w:val="0"/>
-          <w:bCs w:val="0"/>
-          <w:sz w:val="22"/>
-          <w:szCs w:val="22"/>
-          <w:u w:val="none"/>
-        </w:rPr>
-        <w:t>Wellenius</w:t>
-      </w:r>
-      <w:proofErr w:type="spellEnd"/>
-      <w:r>
-        <w:rPr>
-          <w:b w:val="0"/>
-          <w:bCs w:val="0"/>
-          <w:sz w:val="22"/>
-          <w:szCs w:val="22"/>
-          <w:u w:val="none"/>
-        </w:rPr>
-        <w:t>, G. A.: Associations between PM2.5 from prescribed burning and emergency department visits in 11 Southeastern US states, Environment International, 203, 109770, https://doi.org/10.1016/j.envint.2025.109770, 2025.</w:t>
+        <w:t>, C., Russell, A. G., Kinney, P. L., Odman, M. T., and Wellenius, G. A.: Associations between PM2.5 from prescribed burning and emergency department visits in 11 Southeastern US states, Environment International, 203, 109770, https://doi.org/10.1016/j.envint.2025.109770, 2025.</w:t>
       </w:r>
     </w:p>
     <w:p>
@@ -4296,6 +4286,7 @@
           <w:szCs w:val="22"/>
           <w:u w:val="none"/>
         </w:rPr>
+        <w:lastRenderedPageBreak/>
         <w:t xml:space="preserve">Huang, R., </w:t>
       </w:r>
       <w:r>
@@ -4314,18 +4305,7 @@
           <w:szCs w:val="22"/>
           <w:u w:val="none"/>
         </w:rPr>
-        <w:t xml:space="preserve">., Ivey, C. E., Zhai, X., Shi, G., Mulholland, J. A., . . . Russell, A. G. (2022). Application of </w:t>
-      </w:r>
-      <w:r>
-        <w:rPr>
-          <w:b w:val="0"/>
-          <w:bCs w:val="0"/>
-          <w:sz w:val="22"/>
-          <w:szCs w:val="22"/>
-          <w:u w:val="none"/>
-        </w:rPr>
-        <w:lastRenderedPageBreak/>
-        <w:t xml:space="preserve">an improved gas-constrained source apportionment method using data fused fields: A case study in North Carolina, USA. Atmospheric Environment, 276, 119031. </w:t>
+        <w:t xml:space="preserve">., Ivey, C. E., Zhai, X., Shi, G., Mulholland, J. A., . . . Russell, A. G. (2022). Application of an improved gas-constrained source apportionment method using data fused fields: A case study in North Carolina, USA. Atmospheric Environment, 276, 119031. </w:t>
       </w:r>
       <w:proofErr w:type="spellStart"/>
       <w:proofErr w:type="gramStart"/>
@@ -4372,7 +4352,7 @@
           <w:spacing w:val="-2"/>
           <w:shd w:val="clear" w:color="auto" w:fill="D9D9D9"/>
         </w:rPr>
-        <w:t xml:space="preserve">Conference </w:t>
+        <w:t>Conference</w:t>
       </w:r>
       <w:r>
         <w:rPr>
@@ -4380,7 +4360,7 @@
           <w:spacing w:val="-2"/>
           <w:shd w:val="clear" w:color="auto" w:fill="D9D9D9"/>
         </w:rPr>
-        <w:t>Presentation</w:t>
+        <w:t xml:space="preserve"> Poster</w:t>
       </w:r>
       <w:r>
         <w:rPr>
@@ -4388,7 +4368,15 @@
           <w:spacing w:val="-2"/>
           <w:shd w:val="clear" w:color="auto" w:fill="D9D9D9"/>
         </w:rPr>
-        <w:t>s</w:t>
+        <w:t xml:space="preserve"> &amp; </w:t>
+      </w:r>
+      <w:r>
+        <w:rPr>
+          <w:color w:val="000000"/>
+          <w:spacing w:val="-2"/>
+          <w:shd w:val="clear" w:color="auto" w:fill="D9D9D9"/>
+        </w:rPr>
+        <w:t>Presentations</w:t>
       </w:r>
       <w:r>
         <w:rPr>
@@ -4434,17 +4422,7 @@
           <w:szCs w:val="22"/>
           <w:u w:val="none"/>
         </w:rPr>
-        <w:t>;</w:t>
-      </w:r>
-      <w:r>
-        <w:rPr>
-          <w:b w:val="0"/>
-          <w:bCs w:val="0"/>
-          <w:sz w:val="22"/>
-          <w:szCs w:val="22"/>
-          <w:u w:val="none"/>
-        </w:rPr>
-        <w:t xml:space="preserve"> Hu, Y.; Russell, A.G</w:t>
+        <w:t>; Hu, Y.; O’Neill, S.; El Asmar, R.; Huey, L.G.; Tanner, D.; Weber, R.J.; Russell, A.G</w:t>
       </w:r>
       <w:r>
         <w:rPr>
@@ -4464,17 +4442,47 @@
           <w:szCs w:val="22"/>
           <w:u w:val="none"/>
         </w:rPr>
-        <w:t xml:space="preserve">Odman, M.T. The </w:t>
-      </w:r>
-      <w:r>
-        <w:rPr>
-          <w:b w:val="0"/>
-          <w:bCs w:val="0"/>
-          <w:sz w:val="22"/>
-          <w:szCs w:val="22"/>
-          <w:u w:val="none"/>
-        </w:rPr>
-        <w:t>Integrating Fire Behavior Models and Chemical Transport Models: A Case Study of Coupling WRF-SFIRE with CMAQ</w:t>
+        <w:t>Odman, M.T</w:t>
+      </w:r>
+      <w:r>
+        <w:rPr>
+          <w:b w:val="0"/>
+          <w:bCs w:val="0"/>
+          <w:sz w:val="22"/>
+          <w:szCs w:val="22"/>
+          <w:u w:val="none"/>
+        </w:rPr>
+        <w:t>.</w:t>
+      </w:r>
+      <w:r>
+        <w:rPr>
+          <w:b w:val="0"/>
+          <w:bCs w:val="0"/>
+          <w:sz w:val="22"/>
+          <w:szCs w:val="22"/>
+          <w:u w:val="none"/>
+        </w:rPr>
+        <w:t xml:space="preserve"> </w:t>
+      </w:r>
+      <w:r>
+        <w:rPr>
+          <w:b w:val="0"/>
+          <w:bCs w:val="0"/>
+          <w:sz w:val="22"/>
+          <w:szCs w:val="22"/>
+          <w:u w:val="none"/>
+        </w:rPr>
+        <w:t>I</w:t>
+      </w:r>
+      <w:r>
+        <w:rPr>
+          <w:b w:val="0"/>
+          <w:bCs w:val="0"/>
+          <w:sz w:val="22"/>
+          <w:szCs w:val="22"/>
+          <w:u w:val="none"/>
+        </w:rPr>
+        <w:t>ntegrating Fire Behavior Models with Chemical Transport Models: A Case Study of Coupling CMAQ with WRF-SFIRE</w:t>
       </w:r>
       <w:r>
         <w:rPr>
@@ -4494,27 +4502,67 @@
           <w:szCs w:val="22"/>
           <w:u w:val="none"/>
         </w:rPr>
-        <w:t>American Geophysical Union 2023 Annual Meeting, 202</w:t>
-      </w:r>
-      <w:r>
-        <w:rPr>
-          <w:b w:val="0"/>
-          <w:bCs w:val="0"/>
-          <w:sz w:val="22"/>
-          <w:szCs w:val="22"/>
-          <w:u w:val="none"/>
-        </w:rPr>
-        <w:t>4</w:t>
-      </w:r>
-      <w:r>
-        <w:rPr>
-          <w:b w:val="0"/>
-          <w:bCs w:val="0"/>
-          <w:sz w:val="22"/>
-          <w:szCs w:val="22"/>
-          <w:u w:val="none"/>
-        </w:rPr>
-        <w:t>.</w:t>
+        <w:t>American Meteorological Society 10</w:t>
+      </w:r>
+      <w:r>
+        <w:rPr>
+          <w:b w:val="0"/>
+          <w:bCs w:val="0"/>
+          <w:sz w:val="22"/>
+          <w:szCs w:val="22"/>
+          <w:u w:val="none"/>
+        </w:rPr>
+        <w:t>6</w:t>
+      </w:r>
+      <w:r>
+        <w:rPr>
+          <w:b w:val="0"/>
+          <w:bCs w:val="0"/>
+          <w:sz w:val="22"/>
+          <w:szCs w:val="22"/>
+          <w:u w:val="none"/>
+        </w:rPr>
+        <w:t xml:space="preserve">th Annual Meeting, </w:t>
+      </w:r>
+      <w:r>
+        <w:rPr>
+          <w:b w:val="0"/>
+          <w:bCs w:val="0"/>
+          <w:sz w:val="22"/>
+          <w:szCs w:val="22"/>
+          <w:u w:val="none"/>
+        </w:rPr>
+        <w:t>Houston</w:t>
+      </w:r>
+      <w:r>
+        <w:rPr>
+          <w:b w:val="0"/>
+          <w:bCs w:val="0"/>
+          <w:sz w:val="22"/>
+          <w:szCs w:val="22"/>
+          <w:u w:val="none"/>
+        </w:rPr>
+        <w:t xml:space="preserve">, </w:t>
+      </w:r>
+      <w:r>
+        <w:rPr>
+          <w:b w:val="0"/>
+          <w:bCs w:val="0"/>
+          <w:sz w:val="22"/>
+          <w:szCs w:val="22"/>
+          <w:u w:val="none"/>
+        </w:rPr>
+        <w:t xml:space="preserve">TX </w:t>
+      </w:r>
+      <w:r>
+        <w:rPr>
+          <w:b w:val="0"/>
+          <w:bCs w:val="0"/>
+          <w:sz w:val="22"/>
+          <w:szCs w:val="22"/>
+          <w:u w:val="none"/>
+        </w:rPr>
+        <w:t>(oral).</w:t>
       </w:r>
     </w:p>
     <w:p>
@@ -4539,16 +4587,6 @@
       </w:pPr>
       <w:r>
         <w:rPr>
-          <w:b w:val="0"/>
-          <w:bCs w:val="0"/>
-          <w:sz w:val="22"/>
-          <w:szCs w:val="22"/>
-          <w:u w:val="none"/>
-        </w:rPr>
-        <w:t xml:space="preserve">Odman, M.T.; </w:t>
-      </w:r>
-      <w:r>
-        <w:rPr>
           <w:sz w:val="22"/>
           <w:szCs w:val="22"/>
           <w:u w:val="none"/>
@@ -4563,17 +4601,107 @@
           <w:szCs w:val="22"/>
           <w:u w:val="none"/>
         </w:rPr>
-        <w:t>;</w:t>
-      </w:r>
-      <w:r>
-        <w:rPr>
-          <w:b w:val="0"/>
-          <w:bCs w:val="0"/>
-          <w:sz w:val="22"/>
-          <w:szCs w:val="22"/>
-          <w:u w:val="none"/>
-        </w:rPr>
-        <w:t xml:space="preserve"> Maji, K.J.; Hu, Y.; Vaidyanathan, A.; Russell, A.G. The Tradeoffs Between Wildfires and Prescribed Fires: A Case Study of 2016 Gatlinburg Fires. Community Modeling and Analysis System Conference, Chapel Hill, NC, 2024.</w:t>
+        <w:t>; Hu, Y.; O’Neill, S.; El Asmar, R.; Huey, L.G.; Tanner, D.; Weber, R.J.; Russell, A.G</w:t>
+      </w:r>
+      <w:r>
+        <w:rPr>
+          <w:b w:val="0"/>
+          <w:bCs w:val="0"/>
+          <w:sz w:val="22"/>
+          <w:szCs w:val="22"/>
+          <w:u w:val="none"/>
+        </w:rPr>
+        <w:t xml:space="preserve">; </w:t>
+      </w:r>
+      <w:r>
+        <w:rPr>
+          <w:b w:val="0"/>
+          <w:bCs w:val="0"/>
+          <w:sz w:val="22"/>
+          <w:szCs w:val="22"/>
+          <w:u w:val="none"/>
+        </w:rPr>
+        <w:t>Odman, M.T.</w:t>
+      </w:r>
+      <w:r>
+        <w:rPr>
+          <w:b w:val="0"/>
+          <w:bCs w:val="0"/>
+          <w:sz w:val="22"/>
+          <w:szCs w:val="22"/>
+          <w:u w:val="none"/>
+        </w:rPr>
+        <w:t xml:space="preserve"> I</w:t>
+      </w:r>
+      <w:r>
+        <w:rPr>
+          <w:b w:val="0"/>
+          <w:bCs w:val="0"/>
+          <w:sz w:val="22"/>
+          <w:szCs w:val="22"/>
+          <w:u w:val="none"/>
+        </w:rPr>
+        <w:t>ntegrating Fire Behavior Models with Chemical Transport Models: A Case Study of Coupling CMAQ with WRF-SFIRE</w:t>
+      </w:r>
+      <w:r>
+        <w:rPr>
+          <w:b w:val="0"/>
+          <w:bCs w:val="0"/>
+          <w:sz w:val="22"/>
+          <w:szCs w:val="22"/>
+          <w:u w:val="none"/>
+        </w:rPr>
+        <w:t xml:space="preserve">. </w:t>
+      </w:r>
+      <w:r>
+        <w:rPr>
+          <w:b w:val="0"/>
+          <w:bCs w:val="0"/>
+          <w:sz w:val="22"/>
+          <w:szCs w:val="22"/>
+          <w:u w:val="none"/>
+        </w:rPr>
+        <w:t xml:space="preserve">American Geophysical Union Annual Meeting, </w:t>
+      </w:r>
+      <w:r>
+        <w:rPr>
+          <w:b w:val="0"/>
+          <w:bCs w:val="0"/>
+          <w:sz w:val="22"/>
+          <w:szCs w:val="22"/>
+          <w:u w:val="none"/>
+        </w:rPr>
+        <w:t>2025</w:t>
+      </w:r>
+      <w:r>
+        <w:rPr>
+          <w:b w:val="0"/>
+          <w:bCs w:val="0"/>
+          <w:sz w:val="22"/>
+          <w:szCs w:val="22"/>
+          <w:u w:val="none"/>
+        </w:rPr>
+        <w:t xml:space="preserve"> (</w:t>
+      </w:r>
+      <w:r>
+        <w:rPr>
+          <w:b w:val="0"/>
+          <w:bCs w:val="0"/>
+          <w:sz w:val="22"/>
+          <w:szCs w:val="22"/>
+          <w:u w:val="none"/>
+        </w:rPr>
+        <w:t>poster</w:t>
+      </w:r>
+      <w:r>
+        <w:rPr>
+          <w:b w:val="0"/>
+          <w:bCs w:val="0"/>
+          <w:sz w:val="22"/>
+          <w:szCs w:val="22"/>
+          <w:u w:val="none"/>
+        </w:rPr>
+        <w:t>).</w:t>
       </w:r>
     </w:p>
     <w:p>
@@ -4612,7 +4740,87 @@
           <w:szCs w:val="22"/>
           <w:u w:val="none"/>
         </w:rPr>
-        <w:t>; Odman, M.T.; Hu, Y.; Russell, A.G. An Analysis of Uncertain Wind Impacts in Coupled Fire-Atmosphere Model WRF-SFIRE. Community Modeling and Analysis System Conference, Chapel Hill, NC, 2024.</w:t>
+        <w:t>;</w:t>
+      </w:r>
+      <w:r>
+        <w:rPr>
+          <w:b w:val="0"/>
+          <w:bCs w:val="0"/>
+          <w:sz w:val="22"/>
+          <w:szCs w:val="22"/>
+          <w:u w:val="none"/>
+        </w:rPr>
+        <w:t xml:space="preserve"> Hu, Y.; Russell, A.G</w:t>
+      </w:r>
+      <w:r>
+        <w:rPr>
+          <w:b w:val="0"/>
+          <w:bCs w:val="0"/>
+          <w:sz w:val="22"/>
+          <w:szCs w:val="22"/>
+          <w:u w:val="none"/>
+        </w:rPr>
+        <w:t xml:space="preserve">; </w:t>
+      </w:r>
+      <w:r>
+        <w:rPr>
+          <w:b w:val="0"/>
+          <w:bCs w:val="0"/>
+          <w:sz w:val="22"/>
+          <w:szCs w:val="22"/>
+          <w:u w:val="none"/>
+        </w:rPr>
+        <w:t xml:space="preserve">Odman, M.T. </w:t>
+      </w:r>
+      <w:r>
+        <w:rPr>
+          <w:b w:val="0"/>
+          <w:bCs w:val="0"/>
+          <w:sz w:val="22"/>
+          <w:szCs w:val="22"/>
+          <w:u w:val="none"/>
+        </w:rPr>
+        <w:t>I</w:t>
+      </w:r>
+      <w:r>
+        <w:rPr>
+          <w:b w:val="0"/>
+          <w:bCs w:val="0"/>
+          <w:sz w:val="22"/>
+          <w:szCs w:val="22"/>
+          <w:u w:val="none"/>
+        </w:rPr>
+        <w:t>ntegrating Fire Behavior Models with Chemical Transport Models: A Case Study of Coupling CMAQ with WRF-SFIRE</w:t>
+      </w:r>
+      <w:r>
+        <w:rPr>
+          <w:b w:val="0"/>
+          <w:bCs w:val="0"/>
+          <w:sz w:val="22"/>
+          <w:szCs w:val="22"/>
+          <w:u w:val="none"/>
+        </w:rPr>
+        <w:t xml:space="preserve">. </w:t>
+      </w:r>
+      <w:r>
+        <w:rPr>
+          <w:b w:val="0"/>
+          <w:bCs w:val="0"/>
+          <w:sz w:val="22"/>
+          <w:szCs w:val="22"/>
+          <w:u w:val="none"/>
+        </w:rPr>
+        <w:t xml:space="preserve">American Geophysical Union Annual Meeting, </w:t>
+      </w:r>
+      <w:r>
+        <w:rPr>
+          <w:b w:val="0"/>
+          <w:bCs w:val="0"/>
+          <w:sz w:val="22"/>
+          <w:szCs w:val="22"/>
+          <w:u w:val="none"/>
+        </w:rPr>
+        <w:t>2025 (oral).</w:t>
       </w:r>
     </w:p>
     <w:p>
@@ -4651,7 +4859,97 @@
           <w:szCs w:val="22"/>
           <w:u w:val="none"/>
         </w:rPr>
-        <w:t>; Odman, M.T.; Hu, Y.; O’Neill, S.; El Asmar, R.; Huey, L.G.; Tanner, D.; Weber, R.J.; Russell, A.G. Comparisons of High-Spatiotemporal Resolution Air Quality Modeling Systems for Simulating Prescribed Burning at Military Bases in the Southeastern United States. American Meteorological Society 104th Annual Meeting, Baltimore, MD, 2024.</w:t>
+        <w:t>;</w:t>
+      </w:r>
+      <w:r>
+        <w:rPr>
+          <w:b w:val="0"/>
+          <w:bCs w:val="0"/>
+          <w:sz w:val="22"/>
+          <w:szCs w:val="22"/>
+          <w:u w:val="none"/>
+        </w:rPr>
+        <w:t xml:space="preserve"> Hu, Y.; Russell, A.G</w:t>
+      </w:r>
+      <w:r>
+        <w:rPr>
+          <w:b w:val="0"/>
+          <w:bCs w:val="0"/>
+          <w:sz w:val="22"/>
+          <w:szCs w:val="22"/>
+          <w:u w:val="none"/>
+        </w:rPr>
+        <w:t xml:space="preserve">; </w:t>
+      </w:r>
+      <w:r>
+        <w:rPr>
+          <w:b w:val="0"/>
+          <w:bCs w:val="0"/>
+          <w:sz w:val="22"/>
+          <w:szCs w:val="22"/>
+          <w:u w:val="none"/>
+        </w:rPr>
+        <w:t xml:space="preserve">Odman, M.T. </w:t>
+      </w:r>
+      <w:r>
+        <w:rPr>
+          <w:b w:val="0"/>
+          <w:bCs w:val="0"/>
+          <w:sz w:val="22"/>
+          <w:szCs w:val="22"/>
+          <w:u w:val="none"/>
+        </w:rPr>
+        <w:t>Integrating Fire Behavior Models and Chemical Transport Models: A Case Study of Coupling WRF-SFIRE with CMAQ</w:t>
+      </w:r>
+      <w:r>
+        <w:rPr>
+          <w:b w:val="0"/>
+          <w:bCs w:val="0"/>
+          <w:sz w:val="22"/>
+          <w:szCs w:val="22"/>
+          <w:u w:val="none"/>
+        </w:rPr>
+        <w:t xml:space="preserve">. </w:t>
+      </w:r>
+      <w:r>
+        <w:rPr>
+          <w:b w:val="0"/>
+          <w:bCs w:val="0"/>
+          <w:sz w:val="22"/>
+          <w:szCs w:val="22"/>
+          <w:u w:val="none"/>
+        </w:rPr>
+        <w:t>American Geophysical Union Annual Meeting, 202</w:t>
+      </w:r>
+      <w:r>
+        <w:rPr>
+          <w:b w:val="0"/>
+          <w:bCs w:val="0"/>
+          <w:sz w:val="22"/>
+          <w:szCs w:val="22"/>
+          <w:u w:val="none"/>
+        </w:rPr>
+        <w:t>4</w:t>
+      </w:r>
+      <w:r>
+        <w:rPr>
+          <w:b w:val="0"/>
+          <w:bCs w:val="0"/>
+          <w:sz w:val="22"/>
+          <w:szCs w:val="22"/>
+          <w:u w:val="none"/>
+        </w:rPr>
+        <w:t xml:space="preserve"> (oral)</w:t>
+      </w:r>
+      <w:r>
+        <w:rPr>
+          <w:b w:val="0"/>
+          <w:bCs w:val="0"/>
+          <w:sz w:val="22"/>
+          <w:szCs w:val="22"/>
+          <w:u w:val="none"/>
+        </w:rPr>
+        <w:t>.</w:t>
       </w:r>
     </w:p>
     <w:p>
@@ -4682,7 +4980,7 @@
           <w:szCs w:val="22"/>
           <w:u w:val="none"/>
         </w:rPr>
-        <w:t xml:space="preserve">Odman, M.T.; Maji, K.J.; </w:t>
+        <w:t xml:space="preserve">Odman, M.T.; </w:t>
       </w:r>
       <w:r>
         <w:rPr>
@@ -4700,7 +4998,37 @@
           <w:szCs w:val="22"/>
           <w:u w:val="none"/>
         </w:rPr>
-        <w:t>; Hu, Y.; Russell, A.G.; Vaidyanathan, A. Impact of Prescribed Fire on Particulate Matter Levels in the Southeastern US from 2015 to 2020. American Geophysical Union 2023 Annual Meeting, 2023.</w:t>
+        <w:t>;</w:t>
+      </w:r>
+      <w:r>
+        <w:rPr>
+          <w:b w:val="0"/>
+          <w:bCs w:val="0"/>
+          <w:sz w:val="22"/>
+          <w:szCs w:val="22"/>
+          <w:u w:val="none"/>
+        </w:rPr>
+        <w:t xml:space="preserve"> Maji, K.J.; Hu, Y.; Vaidyanathan, A.; Russell, A.G. The Tradeoffs Between Wildfires and Prescribed Fires: A Case Study of 2016 Gatlinburg Fires. Community Modeling and Analysis System Conference, Chapel Hill, NC, 2024</w:t>
+      </w:r>
+      <w:r>
+        <w:rPr>
+          <w:b w:val="0"/>
+          <w:bCs w:val="0"/>
+          <w:sz w:val="22"/>
+          <w:szCs w:val="22"/>
+          <w:u w:val="none"/>
+        </w:rPr>
+        <w:t xml:space="preserve"> (oral)</w:t>
+      </w:r>
+      <w:r>
+        <w:rPr>
+          <w:b w:val="0"/>
+          <w:bCs w:val="0"/>
+          <w:sz w:val="22"/>
+          <w:szCs w:val="22"/>
+          <w:u w:val="none"/>
+        </w:rPr>
+        <w:t>.</w:t>
       </w:r>
     </w:p>
     <w:p>
@@ -4725,16 +5053,6 @@
       </w:pPr>
       <w:r>
         <w:rPr>
-          <w:b w:val="0"/>
-          <w:bCs w:val="0"/>
-          <w:sz w:val="22"/>
-          <w:szCs w:val="22"/>
-          <w:u w:val="none"/>
-        </w:rPr>
-        <w:t xml:space="preserve">Odman, M.T.; Maji, K.J.; </w:t>
-      </w:r>
-      <w:r>
-        <w:rPr>
           <w:sz w:val="22"/>
           <w:szCs w:val="22"/>
           <w:u w:val="none"/>
@@ -4749,51 +5067,27 @@
           <w:szCs w:val="22"/>
           <w:u w:val="none"/>
         </w:rPr>
-        <w:t xml:space="preserve">; Hu, Y.; Russell, A.G.; Stowell, J.; </w:t>
-      </w:r>
-      <w:proofErr w:type="spellStart"/>
-      <w:r>
-        <w:rPr>
-          <w:b w:val="0"/>
-          <w:bCs w:val="0"/>
-          <w:sz w:val="22"/>
-          <w:szCs w:val="22"/>
-          <w:u w:val="none"/>
-        </w:rPr>
-        <w:t>Milando</w:t>
-      </w:r>
-      <w:proofErr w:type="spellEnd"/>
-      <w:r>
-        <w:rPr>
-          <w:b w:val="0"/>
-          <w:bCs w:val="0"/>
-          <w:sz w:val="22"/>
-          <w:szCs w:val="22"/>
-          <w:u w:val="none"/>
-        </w:rPr>
-        <w:t xml:space="preserve">, C.; Kinney, P.L.; </w:t>
-      </w:r>
-      <w:proofErr w:type="spellStart"/>
-      <w:r>
-        <w:rPr>
-          <w:b w:val="0"/>
-          <w:bCs w:val="0"/>
-          <w:sz w:val="22"/>
-          <w:szCs w:val="22"/>
-          <w:u w:val="none"/>
-        </w:rPr>
-        <w:t>Wellenius</w:t>
-      </w:r>
-      <w:proofErr w:type="spellEnd"/>
-      <w:r>
-        <w:rPr>
-          <w:b w:val="0"/>
-          <w:bCs w:val="0"/>
-          <w:sz w:val="22"/>
-          <w:szCs w:val="22"/>
-          <w:u w:val="none"/>
-        </w:rPr>
-        <w:t>, G.; Vaidyanathan, A. Impact of Prescribed Fire on Air Quality in Southeastern US during 2015–2020. Health Effects Institute Annual Conference 2023, 2023.</w:t>
+        <w:t>; Odman, M.T.; Hu, Y.; Russell, A.G. An Analysis of Uncertain Wind Impacts in Coupled Fire-Atmosphere Model WRF-SFIRE. Community Modeling and Analysis System Conference, Chapel Hill, NC, 2024</w:t>
+      </w:r>
+      <w:r>
+        <w:rPr>
+          <w:b w:val="0"/>
+          <w:bCs w:val="0"/>
+          <w:sz w:val="22"/>
+          <w:szCs w:val="22"/>
+          <w:u w:val="none"/>
+        </w:rPr>
+        <w:t xml:space="preserve"> (oral)</w:t>
+      </w:r>
+      <w:r>
+        <w:rPr>
+          <w:b w:val="0"/>
+          <w:bCs w:val="0"/>
+          <w:sz w:val="22"/>
+          <w:szCs w:val="22"/>
+          <w:u w:val="none"/>
+        </w:rPr>
+        <w:t>.</w:t>
       </w:r>
     </w:p>
     <w:p>
@@ -4832,7 +5126,27 @@
           <w:szCs w:val="22"/>
           <w:u w:val="none"/>
         </w:rPr>
-        <w:t>; Odman, M.T.; Hu, Y.; Russell, A.G. Integrating Fire Behavior Models and Chemical Transport Models: A case study of Coupling WRF-SFIRE with CMAQ. Community Modeling and Analysis System Conference, Chapel Hill, NC, 2023.</w:t>
+        <w:t>; Odman, M.T.; Hu, Y.; O’Neill, S.; El Asmar, R.; Huey, L.G.; Tanner, D.; Weber, R.J.; Russell, A.G. Comparisons of High-Spatiotemporal Resolution Air Quality Modeling Systems for Simulating Prescribed Burning at Military Bases in the Southeastern United States. American Meteorological Society 104th Annual Meeting, Baltimore, MD, 2024</w:t>
+      </w:r>
+      <w:r>
+        <w:rPr>
+          <w:b w:val="0"/>
+          <w:bCs w:val="0"/>
+          <w:sz w:val="22"/>
+          <w:szCs w:val="22"/>
+          <w:u w:val="none"/>
+        </w:rPr>
+        <w:t xml:space="preserve"> (oral)</w:t>
+      </w:r>
+      <w:r>
+        <w:rPr>
+          <w:b w:val="0"/>
+          <w:bCs w:val="0"/>
+          <w:sz w:val="22"/>
+          <w:szCs w:val="22"/>
+          <w:u w:val="none"/>
+        </w:rPr>
+        <w:t>.</w:t>
       </w:r>
     </w:p>
     <w:p>
@@ -4857,6 +5171,16 @@
       </w:pPr>
       <w:r>
         <w:rPr>
+          <w:b w:val="0"/>
+          <w:bCs w:val="0"/>
+          <w:sz w:val="22"/>
+          <w:szCs w:val="22"/>
+          <w:u w:val="none"/>
+        </w:rPr>
+        <w:t xml:space="preserve">Odman, M.T.; Maji, K.J.; </w:t>
+      </w:r>
+      <w:r>
+        <w:rPr>
           <w:sz w:val="22"/>
           <w:szCs w:val="22"/>
           <w:u w:val="none"/>
@@ -4871,7 +5195,27 @@
           <w:szCs w:val="22"/>
           <w:u w:val="none"/>
         </w:rPr>
-        <w:t>; Hu, Y.; Odman, M.T.; Russell, A.G. Modeling the Regional Air Quality Impacts of Prescribed Burning at a Military Base in Southeastern United States. American Meteorological Society 103rd Annual Meeting, Denver, CO, 2023.</w:t>
+        <w:t>; Hu, Y.; Russell, A.G.; Vaidyanathan, A. Impact of Prescribed Fire on Particulate Matter Levels in the Southeastern US from 2015 to 2020. American Geophysical Union Annual Meeting, 2023</w:t>
+      </w:r>
+      <w:r>
+        <w:rPr>
+          <w:b w:val="0"/>
+          <w:bCs w:val="0"/>
+          <w:sz w:val="22"/>
+          <w:szCs w:val="22"/>
+          <w:u w:val="none"/>
+        </w:rPr>
+        <w:t xml:space="preserve"> (poster)</w:t>
+      </w:r>
+      <w:r>
+        <w:rPr>
+          <w:b w:val="0"/>
+          <w:bCs w:val="0"/>
+          <w:sz w:val="22"/>
+          <w:szCs w:val="22"/>
+          <w:u w:val="none"/>
+        </w:rPr>
+        <w:t>.</w:t>
       </w:r>
     </w:p>
     <w:p>
@@ -4902,7 +5246,7 @@
           <w:szCs w:val="22"/>
           <w:u w:val="none"/>
         </w:rPr>
-        <w:t xml:space="preserve">El Asmar, R.; </w:t>
+        <w:t xml:space="preserve">Odman, M.T.; Maji, K.J.; </w:t>
       </w:r>
       <w:r>
         <w:rPr>
@@ -4920,7 +5264,69 @@
           <w:szCs w:val="22"/>
           <w:u w:val="none"/>
         </w:rPr>
-        <w:t>; Tanner, D.J.; Hu, Y.; O’Neill, S.; Huey, L.G.; Odman, M.T.; Weber, R.J. Studying the Emissions and Evolution of Smoke from Prescribed Fires Using Multiple Fixed Sites. American Geophysical Union 2023 Annual Meeting, 2023.</w:t>
+        <w:t xml:space="preserve">; Hu, Y.; Russell, A.G.; Stowell, J.; </w:t>
+      </w:r>
+      <w:proofErr w:type="spellStart"/>
+      <w:r>
+        <w:rPr>
+          <w:b w:val="0"/>
+          <w:bCs w:val="0"/>
+          <w:sz w:val="22"/>
+          <w:szCs w:val="22"/>
+          <w:u w:val="none"/>
+        </w:rPr>
+        <w:t>Milando</w:t>
+      </w:r>
+      <w:proofErr w:type="spellEnd"/>
+      <w:r>
+        <w:rPr>
+          <w:b w:val="0"/>
+          <w:bCs w:val="0"/>
+          <w:sz w:val="22"/>
+          <w:szCs w:val="22"/>
+          <w:u w:val="none"/>
+        </w:rPr>
+        <w:t>, C.; Kinney, P.L.; Wellenius, G.; Vaidyanathan, A. Impact of Prescribed Fire on Air Quality in Southeastern US during 2015–2020. Health Effects Institute Annual Conference, 2023</w:t>
+      </w:r>
+      <w:r>
+        <w:rPr>
+          <w:b w:val="0"/>
+          <w:bCs w:val="0"/>
+          <w:sz w:val="22"/>
+          <w:szCs w:val="22"/>
+          <w:u w:val="none"/>
+        </w:rPr>
+        <w:t xml:space="preserve"> (</w:t>
+      </w:r>
+      <w:r>
+        <w:rPr>
+          <w:b w:val="0"/>
+          <w:bCs w:val="0"/>
+          <w:sz w:val="22"/>
+          <w:szCs w:val="22"/>
+          <w:u w:val="none"/>
+        </w:rPr>
+        <w:t>poster</w:t>
+      </w:r>
+      <w:r>
+        <w:rPr>
+          <w:b w:val="0"/>
+          <w:bCs w:val="0"/>
+          <w:sz w:val="22"/>
+          <w:szCs w:val="22"/>
+          <w:u w:val="none"/>
+        </w:rPr>
+        <w:t>)</w:t>
+      </w:r>
+      <w:r>
+        <w:rPr>
+          <w:b w:val="0"/>
+          <w:bCs w:val="0"/>
+          <w:sz w:val="22"/>
+          <w:szCs w:val="22"/>
+          <w:u w:val="none"/>
+        </w:rPr>
+        <w:t>.</w:t>
       </w:r>
     </w:p>
     <w:p>
@@ -4945,16 +5351,6 @@
       </w:pPr>
       <w:r>
         <w:rPr>
-          <w:b w:val="0"/>
-          <w:bCs w:val="0"/>
-          <w:sz w:val="22"/>
-          <w:szCs w:val="22"/>
-          <w:u w:val="none"/>
-        </w:rPr>
-        <w:t xml:space="preserve">Odman, M.T.; Maji, K.J.; </w:t>
-      </w:r>
-      <w:r>
-        <w:rPr>
           <w:sz w:val="22"/>
           <w:szCs w:val="22"/>
           <w:u w:val="none"/>
@@ -4969,51 +5365,27 @@
           <w:szCs w:val="22"/>
           <w:u w:val="none"/>
         </w:rPr>
-        <w:t xml:space="preserve">; Hu, Y.; Russell, A.G.; Stowell, J.; </w:t>
-      </w:r>
-      <w:proofErr w:type="spellStart"/>
-      <w:r>
-        <w:rPr>
-          <w:b w:val="0"/>
-          <w:bCs w:val="0"/>
-          <w:sz w:val="22"/>
-          <w:szCs w:val="22"/>
-          <w:u w:val="none"/>
-        </w:rPr>
-        <w:t>Milando</w:t>
-      </w:r>
-      <w:proofErr w:type="spellEnd"/>
-      <w:r>
-        <w:rPr>
-          <w:b w:val="0"/>
-          <w:bCs w:val="0"/>
-          <w:sz w:val="22"/>
-          <w:szCs w:val="22"/>
-          <w:u w:val="none"/>
-        </w:rPr>
-        <w:t xml:space="preserve">, C.; Kinney, P.L.; </w:t>
-      </w:r>
-      <w:proofErr w:type="spellStart"/>
-      <w:r>
-        <w:rPr>
-          <w:b w:val="0"/>
-          <w:bCs w:val="0"/>
-          <w:sz w:val="22"/>
-          <w:szCs w:val="22"/>
-          <w:u w:val="none"/>
-        </w:rPr>
-        <w:t>Wellenius</w:t>
-      </w:r>
-      <w:proofErr w:type="spellEnd"/>
-      <w:r>
-        <w:rPr>
-          <w:b w:val="0"/>
-          <w:bCs w:val="0"/>
-          <w:sz w:val="22"/>
-          <w:szCs w:val="22"/>
-          <w:u w:val="none"/>
-        </w:rPr>
-        <w:t>, G.; Vaidyanathan, A. Uncertainties in Prescribed Fire Emissions and Related PM 2.5 Estimates in Southeastern United States. American Geophysical Union 2022 Annual Meeting, 2022.</w:t>
+        <w:t>; Odman, M.T.; Hu, Y.; Russell, A.G. Integrating Fire Behavior Models and Chemical Transport Models: A case study of Coupling WRF-SFIRE with CMAQ. Community Modeling and Analysis System Conference, Chapel Hill, NC, 2023</w:t>
+      </w:r>
+      <w:r>
+        <w:rPr>
+          <w:b w:val="0"/>
+          <w:bCs w:val="0"/>
+          <w:sz w:val="22"/>
+          <w:szCs w:val="22"/>
+          <w:u w:val="none"/>
+        </w:rPr>
+        <w:t xml:space="preserve"> (oral)</w:t>
+      </w:r>
+      <w:r>
+        <w:rPr>
+          <w:b w:val="0"/>
+          <w:bCs w:val="0"/>
+          <w:sz w:val="22"/>
+          <w:szCs w:val="22"/>
+          <w:u w:val="none"/>
+        </w:rPr>
+        <w:t>.</w:t>
       </w:r>
     </w:p>
     <w:p>
@@ -5038,16 +5410,6 @@
       </w:pPr>
       <w:r>
         <w:rPr>
-          <w:b w:val="0"/>
-          <w:bCs w:val="0"/>
-          <w:sz w:val="22"/>
-          <w:szCs w:val="22"/>
-          <w:u w:val="none"/>
-        </w:rPr>
-        <w:t xml:space="preserve">Maji, K.J.; </w:t>
-      </w:r>
-      <w:r>
-        <w:rPr>
           <w:sz w:val="22"/>
           <w:szCs w:val="22"/>
           <w:u w:val="none"/>
@@ -5062,51 +5424,27 @@
           <w:szCs w:val="22"/>
           <w:u w:val="none"/>
         </w:rPr>
-        <w:t xml:space="preserve">; Vaidyanathan, A.; Hu, Y.; Stowell, J.D.; </w:t>
-      </w:r>
-      <w:proofErr w:type="spellStart"/>
-      <w:r>
-        <w:rPr>
-          <w:b w:val="0"/>
-          <w:bCs w:val="0"/>
-          <w:sz w:val="22"/>
-          <w:szCs w:val="22"/>
-          <w:u w:val="none"/>
-        </w:rPr>
-        <w:t>Milando</w:t>
-      </w:r>
-      <w:proofErr w:type="spellEnd"/>
-      <w:r>
-        <w:rPr>
-          <w:b w:val="0"/>
-          <w:bCs w:val="0"/>
-          <w:sz w:val="22"/>
-          <w:szCs w:val="22"/>
-          <w:u w:val="none"/>
-        </w:rPr>
-        <w:t xml:space="preserve">, C.; </w:t>
-      </w:r>
-      <w:proofErr w:type="spellStart"/>
-      <w:r>
-        <w:rPr>
-          <w:b w:val="0"/>
-          <w:bCs w:val="0"/>
-          <w:sz w:val="22"/>
-          <w:szCs w:val="22"/>
-          <w:u w:val="none"/>
-        </w:rPr>
-        <w:t>Wellenius</w:t>
-      </w:r>
-      <w:proofErr w:type="spellEnd"/>
-      <w:r>
-        <w:rPr>
-          <w:b w:val="0"/>
-          <w:bCs w:val="0"/>
-          <w:sz w:val="22"/>
-          <w:szCs w:val="22"/>
-          <w:u w:val="none"/>
-        </w:rPr>
-        <w:t>, G.; Kinney, P.L.; Russell, A.G.; Odman, M.T. Prescribed Fire Emissions and their Impacts on PM2.5 in Southeastern United States. Community Modeling and Analysis System Conference, Chapel Hill, NC, 2022.</w:t>
+        <w:t>; Hu, Y.; Odman, M.T.; Russell, A.G. Modeling the Regional Air Quality Impacts of Prescribed Burning at a Military Base in Southeastern United States. American Meteorological Society 103rd Annual Meeting, Denver, CO, 2023</w:t>
+      </w:r>
+      <w:r>
+        <w:rPr>
+          <w:b w:val="0"/>
+          <w:bCs w:val="0"/>
+          <w:sz w:val="22"/>
+          <w:szCs w:val="22"/>
+          <w:u w:val="none"/>
+        </w:rPr>
+        <w:t xml:space="preserve"> (oral)</w:t>
+      </w:r>
+      <w:r>
+        <w:rPr>
+          <w:b w:val="0"/>
+          <w:bCs w:val="0"/>
+          <w:sz w:val="22"/>
+          <w:szCs w:val="22"/>
+          <w:u w:val="none"/>
+        </w:rPr>
+        <w:t>.</w:t>
       </w:r>
     </w:p>
     <w:p>
@@ -5131,6 +5469,16 @@
       </w:pPr>
       <w:r>
         <w:rPr>
+          <w:b w:val="0"/>
+          <w:bCs w:val="0"/>
+          <w:sz w:val="22"/>
+          <w:szCs w:val="22"/>
+          <w:u w:val="none"/>
+        </w:rPr>
+        <w:t xml:space="preserve">El Asmar, R.; </w:t>
+      </w:r>
+      <w:r>
+        <w:rPr>
           <w:sz w:val="22"/>
           <w:szCs w:val="22"/>
           <w:u w:val="none"/>
@@ -5145,7 +5493,268 @@
           <w:szCs w:val="22"/>
           <w:u w:val="none"/>
         </w:rPr>
-        <w:t>; Odman, M.T.; Hu, Y.; Russell, A.G. Comparisons of Air Quality Models for Prescribed Burning Simulations at a Military Base in Southeastern United States. Community Modeling and Analysis System Conference, Chapel Hill, NC, 2022.</w:t>
+        <w:t>; Tanner, D.J.; Hu, Y.; O’Neill, S.; Huey, L.G.; Odman, M.T.; Weber, R.J. Studying the Emissions and Evolution of Smoke from Prescribed Fires Using Multiple Fixed Sites. American Geophysical Union Annual Meeting, 2023</w:t>
+      </w:r>
+      <w:r>
+        <w:rPr>
+          <w:b w:val="0"/>
+          <w:bCs w:val="0"/>
+          <w:sz w:val="22"/>
+          <w:szCs w:val="22"/>
+          <w:u w:val="none"/>
+        </w:rPr>
+        <w:t xml:space="preserve"> (poster)</w:t>
+      </w:r>
+      <w:r>
+        <w:rPr>
+          <w:b w:val="0"/>
+          <w:bCs w:val="0"/>
+          <w:sz w:val="22"/>
+          <w:szCs w:val="22"/>
+          <w:u w:val="none"/>
+        </w:rPr>
+        <w:t>.</w:t>
+      </w:r>
+    </w:p>
+    <w:p>
+      <w:pPr>
+        <w:pStyle w:val="Heading1"/>
+        <w:numPr>
+          <w:ilvl w:val="0"/>
+          <w:numId w:val="3"/>
+        </w:numPr>
+        <w:tabs>
+          <w:tab w:val="left" w:pos="10466"/>
+        </w:tabs>
+        <w:spacing w:before="0"/>
+        <w:jc w:val="both"/>
+        <w:rPr>
+          <w:b w:val="0"/>
+          <w:bCs w:val="0"/>
+          <w:sz w:val="22"/>
+          <w:szCs w:val="22"/>
+          <w:u w:val="none"/>
+        </w:rPr>
+      </w:pPr>
+      <w:r>
+        <w:rPr>
+          <w:b w:val="0"/>
+          <w:bCs w:val="0"/>
+          <w:sz w:val="22"/>
+          <w:szCs w:val="22"/>
+          <w:u w:val="none"/>
+        </w:rPr>
+        <w:t xml:space="preserve">Odman, M.T.; Maji, K.J.; </w:t>
+      </w:r>
+      <w:r>
+        <w:rPr>
+          <w:sz w:val="22"/>
+          <w:szCs w:val="22"/>
+          <w:u w:val="none"/>
+        </w:rPr>
+        <w:t>Li, Z.</w:t>
+      </w:r>
+      <w:r>
+        <w:rPr>
+          <w:b w:val="0"/>
+          <w:bCs w:val="0"/>
+          <w:sz w:val="22"/>
+          <w:szCs w:val="22"/>
+          <w:u w:val="none"/>
+        </w:rPr>
+        <w:t xml:space="preserve">; Hu, Y.; Russell, A.G.; Stowell, J.; </w:t>
+      </w:r>
+      <w:proofErr w:type="spellStart"/>
+      <w:r>
+        <w:rPr>
+          <w:b w:val="0"/>
+          <w:bCs w:val="0"/>
+          <w:sz w:val="22"/>
+          <w:szCs w:val="22"/>
+          <w:u w:val="none"/>
+        </w:rPr>
+        <w:t>Milando</w:t>
+      </w:r>
+      <w:proofErr w:type="spellEnd"/>
+      <w:r>
+        <w:rPr>
+          <w:b w:val="0"/>
+          <w:bCs w:val="0"/>
+          <w:sz w:val="22"/>
+          <w:szCs w:val="22"/>
+          <w:u w:val="none"/>
+        </w:rPr>
+        <w:t>, C.; Kinney, P.L.; Wellenius, G.; Vaidyanathan, A. Uncertainties in Prescribed Fire Emissions and Related PM 2.5 Estimates in Southeastern United States. American Geophysical Union Annual Meeting, 2022</w:t>
+      </w:r>
+      <w:r>
+        <w:rPr>
+          <w:b w:val="0"/>
+          <w:bCs w:val="0"/>
+          <w:sz w:val="22"/>
+          <w:szCs w:val="22"/>
+          <w:u w:val="none"/>
+        </w:rPr>
+        <w:t xml:space="preserve"> (oral)</w:t>
+      </w:r>
+      <w:r>
+        <w:rPr>
+          <w:b w:val="0"/>
+          <w:bCs w:val="0"/>
+          <w:sz w:val="22"/>
+          <w:szCs w:val="22"/>
+          <w:u w:val="none"/>
+        </w:rPr>
+        <w:t>.</w:t>
+      </w:r>
+    </w:p>
+    <w:p>
+      <w:pPr>
+        <w:pStyle w:val="Heading1"/>
+        <w:numPr>
+          <w:ilvl w:val="0"/>
+          <w:numId w:val="3"/>
+        </w:numPr>
+        <w:tabs>
+          <w:tab w:val="left" w:pos="10466"/>
+        </w:tabs>
+        <w:spacing w:before="0"/>
+        <w:jc w:val="both"/>
+        <w:rPr>
+          <w:b w:val="0"/>
+          <w:bCs w:val="0"/>
+          <w:sz w:val="22"/>
+          <w:szCs w:val="22"/>
+          <w:u w:val="none"/>
+        </w:rPr>
+      </w:pPr>
+      <w:r>
+        <w:rPr>
+          <w:b w:val="0"/>
+          <w:bCs w:val="0"/>
+          <w:sz w:val="22"/>
+          <w:szCs w:val="22"/>
+          <w:u w:val="none"/>
+        </w:rPr>
+        <w:t xml:space="preserve">Maji, K.J.; </w:t>
+      </w:r>
+      <w:r>
+        <w:rPr>
+          <w:sz w:val="22"/>
+          <w:szCs w:val="22"/>
+          <w:u w:val="none"/>
+        </w:rPr>
+        <w:t>Li, Z.</w:t>
+      </w:r>
+      <w:r>
+        <w:rPr>
+          <w:b w:val="0"/>
+          <w:bCs w:val="0"/>
+          <w:sz w:val="22"/>
+          <w:szCs w:val="22"/>
+          <w:u w:val="none"/>
+        </w:rPr>
+        <w:t xml:space="preserve">; Vaidyanathan, A.; Hu, Y.; Stowell, J.D.; </w:t>
+      </w:r>
+      <w:proofErr w:type="spellStart"/>
+      <w:r>
+        <w:rPr>
+          <w:b w:val="0"/>
+          <w:bCs w:val="0"/>
+          <w:sz w:val="22"/>
+          <w:szCs w:val="22"/>
+          <w:u w:val="none"/>
+        </w:rPr>
+        <w:t>Milando</w:t>
+      </w:r>
+      <w:proofErr w:type="spellEnd"/>
+      <w:r>
+        <w:rPr>
+          <w:b w:val="0"/>
+          <w:bCs w:val="0"/>
+          <w:sz w:val="22"/>
+          <w:szCs w:val="22"/>
+          <w:u w:val="none"/>
+        </w:rPr>
+        <w:t>, C.; Wellenius, G.; Kinney, P.L.; Russell, A.G.; Odman, M.T. Prescribed Fire Emissions and their Impacts on PM2.5 in Southeastern United States. Community Modeling and Analysis System Conference, Chapel Hill, NC, 2022</w:t>
+      </w:r>
+      <w:r>
+        <w:rPr>
+          <w:b w:val="0"/>
+          <w:bCs w:val="0"/>
+          <w:sz w:val="22"/>
+          <w:szCs w:val="22"/>
+          <w:u w:val="none"/>
+        </w:rPr>
+        <w:t xml:space="preserve"> (oral)</w:t>
+      </w:r>
+      <w:r>
+        <w:rPr>
+          <w:b w:val="0"/>
+          <w:bCs w:val="0"/>
+          <w:sz w:val="22"/>
+          <w:szCs w:val="22"/>
+          <w:u w:val="none"/>
+        </w:rPr>
+        <w:t>.</w:t>
+      </w:r>
+    </w:p>
+    <w:p>
+      <w:pPr>
+        <w:pStyle w:val="Heading1"/>
+        <w:numPr>
+          <w:ilvl w:val="0"/>
+          <w:numId w:val="3"/>
+        </w:numPr>
+        <w:tabs>
+          <w:tab w:val="left" w:pos="10466"/>
+        </w:tabs>
+        <w:spacing w:before="0"/>
+        <w:jc w:val="both"/>
+        <w:rPr>
+          <w:b w:val="0"/>
+          <w:bCs w:val="0"/>
+          <w:sz w:val="22"/>
+          <w:szCs w:val="22"/>
+          <w:u w:val="none"/>
+        </w:rPr>
+      </w:pPr>
+      <w:r>
+        <w:rPr>
+          <w:sz w:val="22"/>
+          <w:szCs w:val="22"/>
+          <w:u w:val="none"/>
+        </w:rPr>
+        <w:t>Li, Z.</w:t>
+      </w:r>
+      <w:r>
+        <w:rPr>
+          <w:b w:val="0"/>
+          <w:bCs w:val="0"/>
+          <w:sz w:val="22"/>
+          <w:szCs w:val="22"/>
+          <w:u w:val="none"/>
+        </w:rPr>
+        <w:t>; Odman, M.T.; Hu, Y.; Russell, A.G. Comparisons of Air Quality Models for Prescribed Burning Simulations at a Military Base in Southeastern United States. Community Modeling and Analysis System Conference, Chapel Hill, NC, 2022</w:t>
+      </w:r>
+      <w:r>
+        <w:rPr>
+          <w:b w:val="0"/>
+          <w:bCs w:val="0"/>
+          <w:sz w:val="22"/>
+          <w:szCs w:val="22"/>
+          <w:u w:val="none"/>
+        </w:rPr>
+        <w:t xml:space="preserve"> (oral)</w:t>
+      </w:r>
+      <w:r>
+        <w:rPr>
+          <w:b w:val="0"/>
+          <w:bCs w:val="0"/>
+          <w:sz w:val="22"/>
+          <w:szCs w:val="22"/>
+          <w:u w:val="none"/>
+        </w:rPr>
+        <w:t>.</w:t>
       </w:r>
     </w:p>
     <w:p>
@@ -5217,7 +5826,27 @@
           <w:szCs w:val="22"/>
           <w:u w:val="none"/>
         </w:rPr>
-        <w:t xml:space="preserve"> Method. Community Modeling and Analysis System Conference, Chapel Hill, NC, 2021.</w:t>
+        <w:t xml:space="preserve"> Method. Community Modeling and Analysis System Conference, Chapel Hill, NC, 2021</w:t>
+      </w:r>
+      <w:r>
+        <w:rPr>
+          <w:b w:val="0"/>
+          <w:bCs w:val="0"/>
+          <w:sz w:val="22"/>
+          <w:szCs w:val="22"/>
+          <w:u w:val="none"/>
+        </w:rPr>
+        <w:t xml:space="preserve"> (oral)</w:t>
+      </w:r>
+      <w:r>
+        <w:rPr>
+          <w:b w:val="0"/>
+          <w:bCs w:val="0"/>
+          <w:sz w:val="22"/>
+          <w:szCs w:val="22"/>
+          <w:u w:val="none"/>
+        </w:rPr>
+        <w:t>.</w:t>
       </w:r>
     </w:p>
     <w:p>
@@ -5475,7 +6104,14 @@
         <w:rPr>
           <w:bCs/>
         </w:rPr>
-        <w:t>Proceedings of the National Academy of Sciences</w:t>
+        <w:t xml:space="preserve">Proceedings of the National Academy of </w:t>
+      </w:r>
+      <w:r>
+        <w:rPr>
+          <w:bCs/>
+        </w:rPr>
+        <w:lastRenderedPageBreak/>
+        <w:t>Sciences</w:t>
       </w:r>
       <w:r>
         <w:rPr>
@@ -5680,14 +6316,12 @@
         </w:rPr>
         <w:t xml:space="preserve"> </w:t>
       </w:r>
-      <w:proofErr w:type="spellStart"/>
       <w:r>
         <w:rPr>
           <w:bCs/>
         </w:rPr>
         <w:t>Volckens</w:t>
       </w:r>
-      <w:proofErr w:type="spellEnd"/>
       <w:r>
         <w:rPr>
           <w:bCs/>
@@ -5836,7 +6470,6 @@
         <w:rPr>
           <w:b/>
         </w:rPr>
-        <w:lastRenderedPageBreak/>
         <w:t>Numerical Modeling:</w:t>
       </w:r>
       <w:r>

--- a/cv/zongrun_cv_sci.docx
+++ b/cv/zongrun_cv_sci.docx
@@ -1,6 +1,6 @@
 
 <file path=word/document.xml><?xml version="1.0" encoding="utf-8"?>
-<w:document xmlns:wpc="http://schemas.microsoft.com/office/word/2010/wordprocessingCanvas" xmlns:cx="http://schemas.microsoft.com/office/drawing/2014/chartex" xmlns:cx1="http://schemas.microsoft.com/office/drawing/2015/9/8/chartex" xmlns:cx2="http://schemas.microsoft.com/office/drawing/2015/10/21/chartex" xmlns:cx3="http://schemas.microsoft.com/office/drawing/2016/5/9/chartex" xmlns:cx4="http://schemas.microsoft.com/office/drawing/2016/5/10/chartex" xmlns:cx5="http://schemas.microsoft.com/office/drawing/2016/5/11/chartex" xmlns:cx6="http://schemas.microsoft.com/office/drawing/2016/5/12/chartex" xmlns:cx7="http://schemas.microsoft.com/office/drawing/2016/5/13/chartex" xmlns:cx8="http://schemas.microsoft.com/office/drawing/2016/5/14/chartex" xmlns:mc="http://schemas.openxmlformats.org/markup-compatibility/2006" xmlns:aink="http://schemas.microsoft.com/office/drawing/2016/ink" xmlns:am3d="http://schemas.microsoft.com/office/drawing/2017/model3d" xmlns:o="urn:schemas-microsoft-com:office:office" xmlns:oel="http://schemas.microsoft.com/office/2019/extlst" xmlns:r="http://schemas.openxmlformats.org/officeDocument/2006/relationships" xmlns:m="http://schemas.openxmlformats.org/officeDocument/2006/math" xmlns:v="urn:schemas-microsoft-com:vml" xmlns:wp14="http://schemas.microsoft.com/office/word/2010/wordprocessingDrawing" xmlns:wp="http://schemas.openxmlformats.org/drawingml/2006/wordprocessingDrawing" xmlns:w10="urn:schemas-microsoft-com:office:word" xmlns:w="http://schemas.openxmlformats.org/wordprocessingml/2006/main" xmlns:w14="http://schemas.microsoft.com/office/word/2010/wordml" xmlns:w15="http://schemas.microsoft.com/office/word/2012/wordml" xmlns:w16cex="http://schemas.microsoft.com/office/word/2018/wordml/cex" xmlns:w16cid="http://schemas.microsoft.com/office/word/2016/wordml/cid" xmlns:w16="http://schemas.microsoft.com/office/word/2018/wordml" xmlns:w16du="http://schemas.microsoft.com/office/word/2023/wordml/word16du" xmlns:w16sdtdh="http://schemas.microsoft.com/office/word/2020/wordml/sdtdatahash" xmlns:w16sdtfl="http://schemas.microsoft.com/office/word/2024/wordml/sdtformatlock" xmlns:w16se="http://schemas.microsoft.com/office/word/2015/wordml/symex" xmlns:wpg="http://schemas.microsoft.com/office/word/2010/wordprocessingGroup" xmlns:wpi="http://schemas.microsoft.com/office/word/2010/wordprocessingInk" xmlns:wne="http://schemas.microsoft.com/office/word/2006/wordml" xmlns:wps="http://schemas.microsoft.com/office/word/2010/wordprocessingShape" mc:Ignorable="w14 w15 w16se w16cid w16 w16cex w16sdtdh w16sdtfl w16du wp14">
+<w:document xmlns:wpc="http://schemas.microsoft.com/office/word/2010/wordprocessingCanvas" xmlns:cx="http://schemas.microsoft.com/office/drawing/2014/chartex" xmlns:cx1="http://schemas.microsoft.com/office/drawing/2015/9/8/chartex" xmlns:cx2="http://schemas.microsoft.com/office/drawing/2015/10/21/chartex" xmlns:cx3="http://schemas.microsoft.com/office/drawing/2016/5/9/chartex" xmlns:cx4="http://schemas.microsoft.com/office/drawing/2016/5/10/chartex" xmlns:cx5="http://schemas.microsoft.com/office/drawing/2016/5/11/chartex" xmlns:cx6="http://schemas.microsoft.com/office/drawing/2016/5/12/chartex" xmlns:cx7="http://schemas.microsoft.com/office/drawing/2016/5/13/chartex" xmlns:cx8="http://schemas.microsoft.com/office/drawing/2016/5/14/chartex" xmlns:mc="http://schemas.openxmlformats.org/markup-compatibility/2006" xmlns:m="http://schemas.openxmlformats.org/officeDocument/2006/math" xmlns:aink="http://schemas.microsoft.com/office/drawing/2016/ink" xmlns:am3d="http://schemas.microsoft.com/office/drawing/2017/model3d" xmlns:oel="http://schemas.microsoft.com/office/2019/extlst" xmlns:r="http://schemas.openxmlformats.org/officeDocument/2006/relationships" xmlns:wp14="http://schemas.microsoft.com/office/word/2010/wordprocessingDrawing" xmlns:wp="http://schemas.openxmlformats.org/drawingml/2006/wordprocessingDrawing" xmlns:wpg="http://schemas.microsoft.com/office/word/2010/wordprocessingGroup" xmlns:wpi="http://schemas.microsoft.com/office/word/2010/wordprocessingInk" xmlns:wps="http://schemas.microsoft.com/office/word/2010/wordprocessingShape" xmlns:o="urn:schemas-microsoft-com:office:office" xmlns:v="urn:schemas-microsoft-com:vml" xmlns:w10="urn:schemas-microsoft-com:office:word" xmlns:w="http://schemas.openxmlformats.org/wordprocessingml/2006/main" xmlns:w14="http://schemas.microsoft.com/office/word/2010/wordml" xmlns:w15="http://schemas.microsoft.com/office/word/2012/wordml" xmlns:w16cei="http://schemas.microsoft.com/office/word/2026/wordml/cei" xmlns:w16cex="http://schemas.microsoft.com/office/word/2018/wordml/cex" xmlns:w16cid="http://schemas.microsoft.com/office/word/2016/wordml/cid" xmlns:w16="http://schemas.microsoft.com/office/word/2018/wordml" xmlns:w16sdtdh="http://schemas.microsoft.com/office/word/2020/wordml/sdtdatahash" xmlns:w16sdtfl="http://schemas.microsoft.com/office/word/2024/wordml/sdtformatlock" xmlns:w16se="http://schemas.microsoft.com/office/word/2015/wordml/symex" xmlns:w16du="http://schemas.microsoft.com/office/word/2023/wordml/word16du" xmlns:wne="http://schemas.microsoft.com/office/word/2006/wordml" mc:Ignorable="w14 w15 w16se w16cid w16 w16cex w16sdtdh w16sdtfl w16du wp14">
   <w:body>
     <w:p>
       <w:pPr>
@@ -131,7 +131,7 @@
                   <w:sz w:val="22"/>
                   <w:szCs w:val="22"/>
                 </w:rPr>
-                <w:t>zongrunli9@gmail.com</w:t>
+                <w:t>zongrun.li@colostate.edu</w:t>
               </w:r>
             </w:hyperlink>
           </w:p>
@@ -1181,7 +1181,88 @@
         </w:numPr>
       </w:pPr>
       <w:r>
-        <w:t>Developed an AI-driven fire and smoke forecasting system by integrating numerical simulations with multi-satellite observations and ground-based measurements.</w:t>
+        <w:t xml:space="preserve">Evaluated </w:t>
+      </w:r>
+      <w:r>
+        <w:t xml:space="preserve">the current numerical </w:t>
+      </w:r>
+      <w:r>
+        <w:t xml:space="preserve">forecast model </w:t>
+      </w:r>
+      <w:r>
+        <w:t xml:space="preserve">UFS-AQM </w:t>
+      </w:r>
+      <w:r>
+        <w:t xml:space="preserve">performance </w:t>
+      </w:r>
+      <w:r>
+        <w:t xml:space="preserve">across the US </w:t>
+      </w:r>
+      <w:r>
+        <w:t>against ground-based observations and communicated results to research partners and stakeholders.</w:t>
+      </w:r>
+    </w:p>
+    <w:p>
+      <w:pPr>
+        <w:pStyle w:val="EndNoteBibliography"/>
+        <w:numPr>
+          <w:ilvl w:val="0"/>
+          <w:numId w:val="4"/>
+        </w:numPr>
+      </w:pPr>
+      <w:r>
+        <w:t>Built end-to-end data pipelines collecting, cleaning, and quality-controlling multi-source datasets</w:t>
+      </w:r>
+      <w:r>
+        <w:t xml:space="preserve">, including </w:t>
+      </w:r>
+      <w:r>
+        <w:t>satellite retrievals, UFS-AQM chemical forecasts, HRRR meteorological fields, ground observations, and low-cost sensor networks</w:t>
+      </w:r>
+      <w:r>
+        <w:t xml:space="preserve">, </w:t>
+      </w:r>
+      <w:r>
+        <w:t>to drive operational air quality forecasts.</w:t>
+      </w:r>
+    </w:p>
+    <w:p>
+      <w:pPr>
+        <w:pStyle w:val="EndNoteBibliography"/>
+        <w:numPr>
+          <w:ilvl w:val="0"/>
+          <w:numId w:val="4"/>
+        </w:numPr>
+      </w:pPr>
+      <w:r>
+        <w:t>Designed</w:t>
+      </w:r>
+      <w:r>
+        <w:t xml:space="preserve"> </w:t>
+      </w:r>
+      <w:r>
+        <w:t>a physics-informed transformer architecture with an expanded receptive field that constrains model attention to emission source regions, embedding domain knowledge into predictions.</w:t>
+      </w:r>
+    </w:p>
+    <w:p>
+      <w:pPr>
+        <w:pStyle w:val="EndNoteBibliography"/>
+        <w:numPr>
+          <w:ilvl w:val="0"/>
+          <w:numId w:val="4"/>
+        </w:numPr>
+      </w:pPr>
+      <w:r>
+        <w:t>Developed an AI-driven wildfire smoke forecasting system integrating numerical simulations, multi-satellite observations, and ground-based measurements to produce hourly 24-hour air quality forecasts</w:t>
+      </w:r>
+      <w:r>
+        <w:t xml:space="preserve"> </w:t>
+      </w:r>
+      <w:r>
+        <w:t>for the US</w:t>
+      </w:r>
+      <w:r>
+        <w:t>.</w:t>
       </w:r>
     </w:p>
     <w:tbl>
@@ -1756,7 +1837,18 @@
         <w:autoSpaceDN/>
       </w:pPr>
       <w:r>
-        <w:t>Engineered a LLAMA-based chatbot designed for local deployment on personal computers, ensuring secure, confidential document reading and client query responses.</w:t>
+        <w:t xml:space="preserve">Engineered </w:t>
+      </w:r>
+      <w:proofErr w:type="gramStart"/>
+      <w:r>
+        <w:t>a</w:t>
+      </w:r>
+      <w:r>
+        <w:t>n</w:t>
+      </w:r>
+      <w:proofErr w:type="gramEnd"/>
+      <w:r>
+        <w:t xml:space="preserve"> LLAMA-based chatbot designed for local deployment on personal computers, ensuring secure, confidential document reading and client query responses.</w:t>
       </w:r>
     </w:p>
     <w:p>
@@ -2174,6 +2266,7 @@
           <w:spacing w:val="-2"/>
           <w:shd w:val="clear" w:color="auto" w:fill="D9D9D9"/>
         </w:rPr>
+        <w:lastRenderedPageBreak/>
         <w:t>Awards</w:t>
       </w:r>
       <w:r>
@@ -2335,7 +2428,6 @@
           <w:sz w:val="22"/>
           <w:szCs w:val="22"/>
         </w:rPr>
-        <w:lastRenderedPageBreak/>
         <w:t>In Preparation</w:t>
       </w:r>
     </w:p>
@@ -2506,6 +2598,89 @@
           <w:u w:val="none"/>
         </w:rPr>
         <w:t>.</w:t>
+      </w:r>
+    </w:p>
+    <w:p>
+      <w:pPr>
+        <w:pStyle w:val="Heading1"/>
+        <w:numPr>
+          <w:ilvl w:val="0"/>
+          <w:numId w:val="2"/>
+        </w:numPr>
+        <w:tabs>
+          <w:tab w:val="left" w:pos="10466"/>
+        </w:tabs>
+        <w:spacing w:before="0"/>
+        <w:jc w:val="both"/>
+        <w:rPr>
+          <w:b w:val="0"/>
+          <w:bCs w:val="0"/>
+          <w:sz w:val="22"/>
+          <w:szCs w:val="22"/>
+          <w:u w:val="none"/>
+        </w:rPr>
+      </w:pPr>
+      <w:r>
+        <w:rPr>
+          <w:sz w:val="22"/>
+          <w:szCs w:val="22"/>
+          <w:u w:val="none"/>
+        </w:rPr>
+        <w:t>Li, Z.,</w:t>
+      </w:r>
+      <w:r>
+        <w:rPr>
+          <w:b w:val="0"/>
+          <w:bCs w:val="0"/>
+          <w:sz w:val="22"/>
+          <w:szCs w:val="22"/>
+          <w:u w:val="none"/>
+        </w:rPr>
+        <w:t xml:space="preserve"> Burkhardt, J., Wilson, A., </w:t>
+      </w:r>
+      <w:proofErr w:type="spellStart"/>
+      <w:r>
+        <w:rPr>
+          <w:b w:val="0"/>
+          <w:bCs w:val="0"/>
+          <w:sz w:val="22"/>
+          <w:szCs w:val="22"/>
+          <w:u w:val="none"/>
+        </w:rPr>
+        <w:t>L'Orange</w:t>
+      </w:r>
+      <w:proofErr w:type="spellEnd"/>
+      <w:r>
+        <w:rPr>
+          <w:b w:val="0"/>
+          <w:bCs w:val="0"/>
+          <w:sz w:val="22"/>
+          <w:szCs w:val="22"/>
+          <w:u w:val="none"/>
+        </w:rPr>
+        <w:t xml:space="preserve">, C., Rozoff, C., . . . </w:t>
+      </w:r>
+      <w:proofErr w:type="spellStart"/>
+      <w:r>
+        <w:rPr>
+          <w:b w:val="0"/>
+          <w:bCs w:val="0"/>
+          <w:sz w:val="22"/>
+          <w:szCs w:val="22"/>
+          <w:u w:val="none"/>
+        </w:rPr>
+        <w:t>Volckens</w:t>
+      </w:r>
+      <w:proofErr w:type="spellEnd"/>
+      <w:r>
+        <w:rPr>
+          <w:b w:val="0"/>
+          <w:bCs w:val="0"/>
+          <w:sz w:val="22"/>
+          <w:szCs w:val="22"/>
+          <w:u w:val="none"/>
+        </w:rPr>
+        <w:t>, J. When Can We Trust Hourly PM2.5 Forecasts? A Smoke-Resolved Evaluation of NAQFC over the CONUS (2021–2024).</w:t>
       </w:r>
     </w:p>
     <w:p>
@@ -4118,6 +4293,7 @@
           <w:szCs w:val="22"/>
           <w:u w:val="none"/>
         </w:rPr>
+        <w:lastRenderedPageBreak/>
         <w:t xml:space="preserve">Maji, K. J., </w:t>
       </w:r>
       <w:r>
@@ -4286,7 +4462,6 @@
           <w:szCs w:val="22"/>
           <w:u w:val="none"/>
         </w:rPr>
-        <w:lastRenderedPageBreak/>
         <w:t xml:space="preserve">Huang, R., </w:t>
       </w:r>
       <w:r>
@@ -4368,15 +4543,7 @@
           <w:spacing w:val="-2"/>
           <w:shd w:val="clear" w:color="auto" w:fill="D9D9D9"/>
         </w:rPr>
-        <w:t xml:space="preserve"> &amp; </w:t>
-      </w:r>
-      <w:r>
-        <w:rPr>
-          <w:color w:val="000000"/>
-          <w:spacing w:val="-2"/>
-          <w:shd w:val="clear" w:color="auto" w:fill="D9D9D9"/>
-        </w:rPr>
-        <w:t>Presentations</w:t>
+        <w:t xml:space="preserve"> &amp; Presentations</w:t>
       </w:r>
       <w:r>
         <w:rPr>
@@ -5836,7 +6003,18 @@
           <w:szCs w:val="22"/>
           <w:u w:val="none"/>
         </w:rPr>
-        <w:t xml:space="preserve"> (oral)</w:t>
+        <w:t xml:space="preserve"> </w:t>
+      </w:r>
+      <w:r>
+        <w:rPr>
+          <w:b w:val="0"/>
+          <w:bCs w:val="0"/>
+          <w:sz w:val="22"/>
+          <w:szCs w:val="22"/>
+          <w:u w:val="none"/>
+        </w:rPr>
+        <w:lastRenderedPageBreak/>
+        <w:t>(oral)</w:t>
       </w:r>
       <w:r>
         <w:rPr>
@@ -5884,7 +6062,7 @@
         <w:pStyle w:val="EndNoteBibliography"/>
         <w:numPr>
           <w:ilvl w:val="0"/>
-          <w:numId w:val="10"/>
+          <w:numId w:val="8"/>
         </w:numPr>
         <w:rPr>
           <w:bCs/>
@@ -5894,236 +6072,7 @@
         <w:rPr>
           <w:bCs/>
         </w:rPr>
-        <w:t>Reviewer of I</w:t>
-      </w:r>
-      <w:r>
-        <w:rPr>
-          <w:bCs/>
-        </w:rPr>
-        <w:t>nternational Journal of Wildland Fire</w:t>
-      </w:r>
-      <w:r>
-        <w:rPr>
-          <w:bCs/>
-        </w:rPr>
-        <w:t xml:space="preserve"> (2024), </w:t>
-      </w:r>
-      <w:r>
-        <w:rPr>
-          <w:bCs/>
-        </w:rPr>
-        <w:t xml:space="preserve">ACS ES&amp;T Air </w:t>
-      </w:r>
-      <w:r>
-        <w:rPr>
-          <w:bCs/>
-        </w:rPr>
-        <w:t>(</w:t>
-      </w:r>
-      <w:r>
-        <w:rPr>
-          <w:bCs/>
-        </w:rPr>
-        <w:t>2024</w:t>
-      </w:r>
-      <w:r>
-        <w:rPr>
-          <w:bCs/>
-        </w:rPr>
-        <w:t xml:space="preserve">, 2025), </w:t>
-      </w:r>
-      <w:r>
-        <w:rPr>
-          <w:bCs/>
-        </w:rPr>
-        <w:t xml:space="preserve">Journal of </w:t>
-      </w:r>
-      <w:r>
-        <w:rPr>
-          <w:bCs/>
-        </w:rPr>
-        <w:t>E</w:t>
-      </w:r>
-      <w:r>
-        <w:rPr>
-          <w:bCs/>
-        </w:rPr>
-        <w:t xml:space="preserve">nvironmental </w:t>
-      </w:r>
-      <w:r>
-        <w:rPr>
-          <w:bCs/>
-        </w:rPr>
-        <w:t>M</w:t>
-      </w:r>
-      <w:r>
-        <w:rPr>
-          <w:bCs/>
-        </w:rPr>
-        <w:t>anagement</w:t>
-      </w:r>
-      <w:r>
-        <w:rPr>
-          <w:bCs/>
-        </w:rPr>
-        <w:t xml:space="preserve"> (2024, 2025), </w:t>
-      </w:r>
-      <w:r>
-        <w:rPr>
-          <w:bCs/>
-        </w:rPr>
-        <w:t xml:space="preserve">AGU </w:t>
-      </w:r>
-      <w:r>
-        <w:rPr>
-          <w:bCs/>
-        </w:rPr>
-        <w:t>A</w:t>
-      </w:r>
-      <w:r>
-        <w:rPr>
-          <w:bCs/>
-        </w:rPr>
-        <w:t>dvances</w:t>
-      </w:r>
-      <w:r>
-        <w:rPr>
-          <w:bCs/>
-        </w:rPr>
-        <w:t xml:space="preserve"> (2025), J</w:t>
-      </w:r>
-      <w:r>
-        <w:rPr>
-          <w:bCs/>
-        </w:rPr>
-        <w:t xml:space="preserve">ournal of the </w:t>
-      </w:r>
-      <w:r>
-        <w:rPr>
-          <w:bCs/>
-        </w:rPr>
-        <w:t>A</w:t>
-      </w:r>
-      <w:r>
-        <w:rPr>
-          <w:bCs/>
-        </w:rPr>
-        <w:t xml:space="preserve">ir &amp; </w:t>
-      </w:r>
-      <w:r>
-        <w:rPr>
-          <w:bCs/>
-        </w:rPr>
-        <w:t>W</w:t>
-      </w:r>
-      <w:r>
-        <w:rPr>
-          <w:bCs/>
-        </w:rPr>
-        <w:t xml:space="preserve">aste </w:t>
-      </w:r>
-      <w:r>
-        <w:rPr>
-          <w:bCs/>
-        </w:rPr>
-        <w:t>M</w:t>
-      </w:r>
-      <w:r>
-        <w:rPr>
-          <w:bCs/>
-        </w:rPr>
-        <w:t xml:space="preserve">anagement </w:t>
-      </w:r>
-      <w:r>
-        <w:rPr>
-          <w:bCs/>
-        </w:rPr>
-        <w:t>A</w:t>
-      </w:r>
-      <w:r>
-        <w:rPr>
-          <w:bCs/>
-        </w:rPr>
-        <w:t>ssociation</w:t>
-      </w:r>
-      <w:r>
-        <w:rPr>
-          <w:bCs/>
-        </w:rPr>
-        <w:t xml:space="preserve"> (2025)</w:t>
-      </w:r>
-      <w:r>
-        <w:rPr>
-          <w:bCs/>
-        </w:rPr>
-        <w:t>, S</w:t>
-      </w:r>
-      <w:r>
-        <w:rPr>
-          <w:bCs/>
-        </w:rPr>
-        <w:t xml:space="preserve">cientific </w:t>
-      </w:r>
-      <w:r>
-        <w:rPr>
-          <w:bCs/>
-        </w:rPr>
-        <w:t>R</w:t>
-      </w:r>
-      <w:r>
-        <w:rPr>
-          <w:bCs/>
-        </w:rPr>
-        <w:t>eports</w:t>
-      </w:r>
-      <w:r>
-        <w:rPr>
-          <w:bCs/>
-        </w:rPr>
-        <w:t xml:space="preserve"> (2025)</w:t>
-      </w:r>
-      <w:r>
-        <w:rPr>
-          <w:bCs/>
-        </w:rPr>
-        <w:t>, A</w:t>
-      </w:r>
-      <w:r>
-        <w:rPr>
-          <w:bCs/>
-        </w:rPr>
-        <w:t>tmosphere</w:t>
-      </w:r>
-      <w:r>
-        <w:rPr>
-          <w:bCs/>
-        </w:rPr>
-        <w:t xml:space="preserve"> (2026), </w:t>
-      </w:r>
-      <w:r>
-        <w:rPr>
-          <w:bCs/>
-        </w:rPr>
-        <w:t xml:space="preserve">Proceedings of the National Academy of </w:t>
-      </w:r>
-      <w:r>
-        <w:rPr>
-          <w:bCs/>
-        </w:rPr>
-        <w:lastRenderedPageBreak/>
-        <w:t>Sciences</w:t>
-      </w:r>
-      <w:r>
-        <w:rPr>
-          <w:bCs/>
-        </w:rPr>
-        <w:t xml:space="preserve"> (2026)</w:t>
-      </w:r>
-      <w:r>
-        <w:rPr>
-          <w:bCs/>
-        </w:rPr>
-        <w:t>.</w:t>
+        <w:t>Reviewer of International Journal of Wildland Fire (2024), ACS ES&amp;T Air (2024, 2025), Journal of Environmental Management (2024, 2025), AGU Advances (2025), Journal of the Air &amp; Waste Management Association (2025), Scientific Reports (2025), Atmosphere (2026), Proceedings of the National Academy of Sciences (2026).</w:t>
       </w:r>
     </w:p>
     <w:p>
@@ -6131,7 +6080,7 @@
         <w:pStyle w:val="EndNoteBibliography"/>
         <w:numPr>
           <w:ilvl w:val="0"/>
-          <w:numId w:val="10"/>
+          <w:numId w:val="8"/>
         </w:numPr>
         <w:rPr>
           <w:bCs/>
@@ -6189,13 +6138,7 @@
         <w:rPr>
           <w:bCs/>
         </w:rPr>
-        <w:t>present)</w:t>
-      </w:r>
-      <w:r>
-        <w:rPr>
-          <w:bCs/>
-        </w:rPr>
-        <w:t>.</w:t>
+        <w:t>present).</w:t>
       </w:r>
     </w:p>
     <w:p>
@@ -6343,6 +6286,74 @@
     </w:p>
     <w:p>
       <w:pPr>
+        <w:pStyle w:val="EndNoteBibliography"/>
+        <w:numPr>
+          <w:ilvl w:val="0"/>
+          <w:numId w:val="8"/>
+        </w:numPr>
+      </w:pPr>
+      <w:r>
+        <w:t>M</w:t>
+      </w:r>
+      <w:r>
+        <w:t>entored</w:t>
+      </w:r>
+      <w:r>
+        <w:t xml:space="preserve"> a </w:t>
+      </w:r>
+      <w:r>
+        <w:t>postdoctoral fellow</w:t>
+      </w:r>
+      <w:r>
+        <w:t xml:space="preserve"> (Dr. Ky Tanner)</w:t>
+      </w:r>
+      <w:r>
+        <w:t xml:space="preserve"> in developing an AutoML framework for low-cost sensor bias correction, covering model selection, hyperparameter tuning, and feature importance analysis.</w:t>
+      </w:r>
+    </w:p>
+    <w:p>
+      <w:pPr>
+        <w:pStyle w:val="EndNoteBibliography"/>
+        <w:numPr>
+          <w:ilvl w:val="0"/>
+          <w:numId w:val="8"/>
+        </w:numPr>
+        <w:rPr>
+          <w:bCs/>
+        </w:rPr>
+      </w:pPr>
+      <w:r>
+        <w:rPr>
+          <w:bCs/>
+        </w:rPr>
+        <w:t>Mentored an M.S. student (Karthick Mohan Kumar) in developing the machine learning analyses for his thesis on wildfire smoke, temperature, and financial market risk across U.S. cities, covering feature engineering, model selection, and evaluation.</w:t>
+      </w:r>
+    </w:p>
+    <w:p>
+      <w:pPr>
+        <w:pStyle w:val="EndNoteBibliography"/>
+        <w:numPr>
+          <w:ilvl w:val="0"/>
+          <w:numId w:val="8"/>
+        </w:numPr>
+        <w:rPr>
+          <w:bCs/>
+        </w:rPr>
+      </w:pPr>
+      <w:r>
+        <w:t>Mentored an M.S. student (</w:t>
+      </w:r>
+      <w:proofErr w:type="spellStart"/>
+      <w:r>
+        <w:t>Zhuoxiao</w:t>
+      </w:r>
+      <w:proofErr w:type="spellEnd"/>
+      <w:r>
+        <w:t xml:space="preserve"> Wu) in designing prescribed fire ignition patterns, methods, and techniques to reduce smoke exposure, covering fire-atmosphere model simulations, data analyses, and exposure assessment.</w:t>
+      </w:r>
+    </w:p>
+    <w:p>
+      <w:pPr>
         <w:pStyle w:val="Heading1"/>
         <w:tabs>
           <w:tab w:val="left" w:pos="10466"/>
@@ -6549,12 +6560,7 @@
       </w:r>
     </w:p>
     <w:sectPr>
-      <w:headerReference w:type="even" r:id="rId11"/>
-      <w:headerReference w:type="default" r:id="rId12"/>
-      <w:footerReference w:type="even" r:id="rId13"/>
-      <w:footerReference w:type="default" r:id="rId14"/>
-      <w:headerReference w:type="first" r:id="rId15"/>
-      <w:footerReference w:type="first" r:id="rId16"/>
+      <w:footerReference w:type="default" r:id="rId11"/>
       <w:pgSz w:w="11910" w:h="16840"/>
       <w:pgMar w:top="620" w:right="580" w:bottom="280" w:left="580" w:header="720" w:footer="720" w:gutter="0"/>
       <w:cols w:space="720"/>
@@ -6564,7 +6570,7 @@
 </file>
 
 <file path=word/endnotes.xml><?xml version="1.0" encoding="utf-8"?>
-<w:endnotes xmlns:wpc="http://schemas.microsoft.com/office/word/2010/wordprocessingCanvas" xmlns:cx="http://schemas.microsoft.com/office/drawing/2014/chartex" xmlns:cx1="http://schemas.microsoft.com/office/drawing/2015/9/8/chartex" xmlns:cx2="http://schemas.microsoft.com/office/drawing/2015/10/21/chartex" xmlns:cx3="http://schemas.microsoft.com/office/drawing/2016/5/9/chartex" xmlns:cx4="http://schemas.microsoft.com/office/drawing/2016/5/10/chartex" xmlns:cx5="http://schemas.microsoft.com/office/drawing/2016/5/11/chartex" xmlns:cx6="http://schemas.microsoft.com/office/drawing/2016/5/12/chartex" xmlns:cx7="http://schemas.microsoft.com/office/drawing/2016/5/13/chartex" xmlns:cx8="http://schemas.microsoft.com/office/drawing/2016/5/14/chartex" xmlns:mc="http://schemas.openxmlformats.org/markup-compatibility/2006" xmlns:aink="http://schemas.microsoft.com/office/drawing/2016/ink" xmlns:am3d="http://schemas.microsoft.com/office/drawing/2017/model3d" xmlns:o="urn:schemas-microsoft-com:office:office" xmlns:oel="http://schemas.microsoft.com/office/2019/extlst" xmlns:r="http://schemas.openxmlformats.org/officeDocument/2006/relationships" xmlns:m="http://schemas.openxmlformats.org/officeDocument/2006/math" xmlns:v="urn:schemas-microsoft-com:vml" xmlns:wp14="http://schemas.microsoft.com/office/word/2010/wordprocessingDrawing" xmlns:wp="http://schemas.openxmlformats.org/drawingml/2006/wordprocessingDrawing" xmlns:w10="urn:schemas-microsoft-com:office:word" xmlns:w="http://schemas.openxmlformats.org/wordprocessingml/2006/main" xmlns:w14="http://schemas.microsoft.com/office/word/2010/wordml" xmlns:w15="http://schemas.microsoft.com/office/word/2012/wordml" xmlns:w16cex="http://schemas.microsoft.com/office/word/2018/wordml/cex" xmlns:w16cid="http://schemas.microsoft.com/office/word/2016/wordml/cid" xmlns:w16="http://schemas.microsoft.com/office/word/2018/wordml" xmlns:w16du="http://schemas.microsoft.com/office/word/2023/wordml/word16du" xmlns:w16sdtdh="http://schemas.microsoft.com/office/word/2020/wordml/sdtdatahash" xmlns:w16sdtfl="http://schemas.microsoft.com/office/word/2024/wordml/sdtformatlock" xmlns:w16se="http://schemas.microsoft.com/office/word/2015/wordml/symex" xmlns:wpg="http://schemas.microsoft.com/office/word/2010/wordprocessingGroup" xmlns:wpi="http://schemas.microsoft.com/office/word/2010/wordprocessingInk" xmlns:wne="http://schemas.microsoft.com/office/word/2006/wordml" xmlns:wps="http://schemas.microsoft.com/office/word/2010/wordprocessingShape" mc:Ignorable="w14 w15 w16se w16cid w16 w16cex w16sdtdh w16sdtfl w16du wp14">
+<w:endnotes xmlns:wpc="http://schemas.microsoft.com/office/word/2010/wordprocessingCanvas" xmlns:cx="http://schemas.microsoft.com/office/drawing/2014/chartex" xmlns:cx1="http://schemas.microsoft.com/office/drawing/2015/9/8/chartex" xmlns:cx2="http://schemas.microsoft.com/office/drawing/2015/10/21/chartex" xmlns:cx3="http://schemas.microsoft.com/office/drawing/2016/5/9/chartex" xmlns:cx4="http://schemas.microsoft.com/office/drawing/2016/5/10/chartex" xmlns:cx5="http://schemas.microsoft.com/office/drawing/2016/5/11/chartex" xmlns:cx6="http://schemas.microsoft.com/office/drawing/2016/5/12/chartex" xmlns:cx7="http://schemas.microsoft.com/office/drawing/2016/5/13/chartex" xmlns:cx8="http://schemas.microsoft.com/office/drawing/2016/5/14/chartex" xmlns:mc="http://schemas.openxmlformats.org/markup-compatibility/2006" xmlns:m="http://schemas.openxmlformats.org/officeDocument/2006/math" xmlns:aink="http://schemas.microsoft.com/office/drawing/2016/ink" xmlns:am3d="http://schemas.microsoft.com/office/drawing/2017/model3d" xmlns:oel="http://schemas.microsoft.com/office/2019/extlst" xmlns:r="http://schemas.openxmlformats.org/officeDocument/2006/relationships" xmlns:wp14="http://schemas.microsoft.com/office/word/2010/wordprocessingDrawing" xmlns:wp="http://schemas.openxmlformats.org/drawingml/2006/wordprocessingDrawing" xmlns:wpg="http://schemas.microsoft.com/office/word/2010/wordprocessingGroup" xmlns:wpi="http://schemas.microsoft.com/office/word/2010/wordprocessingInk" xmlns:wps="http://schemas.microsoft.com/office/word/2010/wordprocessingShape" xmlns:o="urn:schemas-microsoft-com:office:office" xmlns:v="urn:schemas-microsoft-com:vml" xmlns:w10="urn:schemas-microsoft-com:office:word" xmlns:w="http://schemas.openxmlformats.org/wordprocessingml/2006/main" xmlns:w14="http://schemas.microsoft.com/office/word/2010/wordml" xmlns:w15="http://schemas.microsoft.com/office/word/2012/wordml" xmlns:w16cei="http://schemas.microsoft.com/office/word/2026/wordml/cei" xmlns:w16cex="http://schemas.microsoft.com/office/word/2018/wordml/cex" xmlns:w16cid="http://schemas.microsoft.com/office/word/2016/wordml/cid" xmlns:w16="http://schemas.microsoft.com/office/word/2018/wordml" xmlns:w16sdtdh="http://schemas.microsoft.com/office/word/2020/wordml/sdtdatahash" xmlns:w16sdtfl="http://schemas.microsoft.com/office/word/2024/wordml/sdtformatlock" xmlns:w16se="http://schemas.microsoft.com/office/word/2015/wordml/symex" xmlns:w16du="http://schemas.microsoft.com/office/word/2023/wordml/word16du" xmlns:wne="http://schemas.microsoft.com/office/word/2006/wordml" mc:Ignorable="w14 w15 w16se w16cid w16 w16cex w16sdtdh w16sdtfl w16du wp14">
   <w:endnote w:type="separator" w:id="-1">
     <w:p>
       <w:r>
@@ -6583,40 +6589,32 @@
 </file>
 
 <file path=word/footer1.xml><?xml version="1.0" encoding="utf-8"?>
-<w:ftr xmlns:wpc="http://schemas.microsoft.com/office/word/2010/wordprocessingCanvas" xmlns:cx="http://schemas.microsoft.com/office/drawing/2014/chartex" xmlns:cx1="http://schemas.microsoft.com/office/drawing/2015/9/8/chartex" xmlns:cx2="http://schemas.microsoft.com/office/drawing/2015/10/21/chartex" xmlns:cx3="http://schemas.microsoft.com/office/drawing/2016/5/9/chartex" xmlns:cx4="http://schemas.microsoft.com/office/drawing/2016/5/10/chartex" xmlns:cx5="http://schemas.microsoft.com/office/drawing/2016/5/11/chartex" xmlns:cx6="http://schemas.microsoft.com/office/drawing/2016/5/12/chartex" xmlns:cx7="http://schemas.microsoft.com/office/drawing/2016/5/13/chartex" xmlns:cx8="http://schemas.microsoft.com/office/drawing/2016/5/14/chartex" xmlns:mc="http://schemas.openxmlformats.org/markup-compatibility/2006" xmlns:aink="http://schemas.microsoft.com/office/drawing/2016/ink" xmlns:am3d="http://schemas.microsoft.com/office/drawing/2017/model3d" xmlns:o="urn:schemas-microsoft-com:office:office" xmlns:oel="http://schemas.microsoft.com/office/2019/extlst" xmlns:r="http://schemas.openxmlformats.org/officeDocument/2006/relationships" xmlns:m="http://schemas.openxmlformats.org/officeDocument/2006/math" xmlns:v="urn:schemas-microsoft-com:vml" xmlns:wp14="http://schemas.microsoft.com/office/word/2010/wordprocessingDrawing" xmlns:wp="http://schemas.openxmlformats.org/drawingml/2006/wordprocessingDrawing" xmlns:w10="urn:schemas-microsoft-com:office:word" xmlns:w="http://schemas.openxmlformats.org/wordprocessingml/2006/main" xmlns:w14="http://schemas.microsoft.com/office/word/2010/wordml" xmlns:w15="http://schemas.microsoft.com/office/word/2012/wordml" xmlns:w16cex="http://schemas.microsoft.com/office/word/2018/wordml/cex" xmlns:w16cid="http://schemas.microsoft.com/office/word/2016/wordml/cid" xmlns:w16="http://schemas.microsoft.com/office/word/2018/wordml" xmlns:w16du="http://schemas.microsoft.com/office/word/2023/wordml/word16du" xmlns:w16sdtdh="http://schemas.microsoft.com/office/word/2020/wordml/sdtdatahash" xmlns:w16sdtfl="http://schemas.microsoft.com/office/word/2024/wordml/sdtformatlock" xmlns:w16se="http://schemas.microsoft.com/office/word/2015/wordml/symex" xmlns:wpg="http://schemas.microsoft.com/office/word/2010/wordprocessingGroup" xmlns:wpi="http://schemas.microsoft.com/office/word/2010/wordprocessingInk" xmlns:wne="http://schemas.microsoft.com/office/word/2006/wordml" xmlns:wps="http://schemas.microsoft.com/office/word/2010/wordprocessingShape" mc:Ignorable="w14 w15 w16se w16cid w16 w16cex w16sdtdh w16sdtfl w16du wp14">
-  <w:p>
-    <w:pPr>
-      <w:pStyle w:val="Footer"/>
-    </w:pPr>
-  </w:p>
-</w:ftr>
-</file>
-
-<file path=word/footer2.xml><?xml version="1.0" encoding="utf-8"?>
-<w:ftr xmlns:wpc="http://schemas.microsoft.com/office/word/2010/wordprocessingCanvas" xmlns:cx="http://schemas.microsoft.com/office/drawing/2014/chartex" xmlns:cx1="http://schemas.microsoft.com/office/drawing/2015/9/8/chartex" xmlns:cx2="http://schemas.microsoft.com/office/drawing/2015/10/21/chartex" xmlns:cx3="http://schemas.microsoft.com/office/drawing/2016/5/9/chartex" xmlns:cx4="http://schemas.microsoft.com/office/drawing/2016/5/10/chartex" xmlns:cx5="http://schemas.microsoft.com/office/drawing/2016/5/11/chartex" xmlns:cx6="http://schemas.microsoft.com/office/drawing/2016/5/12/chartex" xmlns:cx7="http://schemas.microsoft.com/office/drawing/2016/5/13/chartex" xmlns:cx8="http://schemas.microsoft.com/office/drawing/2016/5/14/chartex" xmlns:mc="http://schemas.openxmlformats.org/markup-compatibility/2006" xmlns:aink="http://schemas.microsoft.com/office/drawing/2016/ink" xmlns:am3d="http://schemas.microsoft.com/office/drawing/2017/model3d" xmlns:o="urn:schemas-microsoft-com:office:office" xmlns:oel="http://schemas.microsoft.com/office/2019/extlst" xmlns:r="http://schemas.openxmlformats.org/officeDocument/2006/relationships" xmlns:m="http://schemas.openxmlformats.org/officeDocument/2006/math" xmlns:v="urn:schemas-microsoft-com:vml" xmlns:wp14="http://schemas.microsoft.com/office/word/2010/wordprocessingDrawing" xmlns:wp="http://schemas.openxmlformats.org/drawingml/2006/wordprocessingDrawing" xmlns:w10="urn:schemas-microsoft-com:office:word" xmlns:w="http://schemas.openxmlformats.org/wordprocessingml/2006/main" xmlns:w14="http://schemas.microsoft.com/office/word/2010/wordml" xmlns:w15="http://schemas.microsoft.com/office/word/2012/wordml" xmlns:w16cex="http://schemas.microsoft.com/office/word/2018/wordml/cex" xmlns:w16cid="http://schemas.microsoft.com/office/word/2016/wordml/cid" xmlns:w16="http://schemas.microsoft.com/office/word/2018/wordml" xmlns:w16du="http://schemas.microsoft.com/office/word/2023/wordml/word16du" xmlns:w16sdtdh="http://schemas.microsoft.com/office/word/2020/wordml/sdtdatahash" xmlns:w16sdtfl="http://schemas.microsoft.com/office/word/2024/wordml/sdtformatlock" xmlns:w16se="http://schemas.microsoft.com/office/word/2015/wordml/symex" xmlns:wpg="http://schemas.microsoft.com/office/word/2010/wordprocessingGroup" xmlns:wpi="http://schemas.microsoft.com/office/word/2010/wordprocessingInk" xmlns:wne="http://schemas.microsoft.com/office/word/2006/wordml" xmlns:wps="http://schemas.microsoft.com/office/word/2010/wordprocessingShape" mc:Ignorable="w14 w15 w16se w16cid w16 w16cex w16sdtdh w16sdtfl w16du wp14">
+<w:ftr xmlns:wpc="http://schemas.microsoft.com/office/word/2010/wordprocessingCanvas" xmlns:cx="http://schemas.microsoft.com/office/drawing/2014/chartex" xmlns:cx1="http://schemas.microsoft.com/office/drawing/2015/9/8/chartex" xmlns:cx2="http://schemas.microsoft.com/office/drawing/2015/10/21/chartex" xmlns:cx3="http://schemas.microsoft.com/office/drawing/2016/5/9/chartex" xmlns:cx4="http://schemas.microsoft.com/office/drawing/2016/5/10/chartex" xmlns:cx5="http://schemas.microsoft.com/office/drawing/2016/5/11/chartex" xmlns:cx6="http://schemas.microsoft.com/office/drawing/2016/5/12/chartex" xmlns:cx7="http://schemas.microsoft.com/office/drawing/2016/5/13/chartex" xmlns:cx8="http://schemas.microsoft.com/office/drawing/2016/5/14/chartex" xmlns:mc="http://schemas.openxmlformats.org/markup-compatibility/2006" xmlns:m="http://schemas.openxmlformats.org/officeDocument/2006/math" xmlns:aink="http://schemas.microsoft.com/office/drawing/2016/ink" xmlns:am3d="http://schemas.microsoft.com/office/drawing/2017/model3d" xmlns:oel="http://schemas.microsoft.com/office/2019/extlst" xmlns:r="http://schemas.openxmlformats.org/officeDocument/2006/relationships" xmlns:wp14="http://schemas.microsoft.com/office/word/2010/wordprocessingDrawing" xmlns:wp="http://schemas.openxmlformats.org/drawingml/2006/wordprocessingDrawing" xmlns:wpg="http://schemas.microsoft.com/office/word/2010/wordprocessingGroup" xmlns:wpi="http://schemas.microsoft.com/office/word/2010/wordprocessingInk" xmlns:wps="http://schemas.microsoft.com/office/word/2010/wordprocessingShape" xmlns:o="urn:schemas-microsoft-com:office:office" xmlns:v="urn:schemas-microsoft-com:vml" xmlns:w10="urn:schemas-microsoft-com:office:word" xmlns:w="http://schemas.openxmlformats.org/wordprocessingml/2006/main" xmlns:w14="http://schemas.microsoft.com/office/word/2010/wordml" xmlns:w15="http://schemas.microsoft.com/office/word/2012/wordml" xmlns:w16cei="http://schemas.microsoft.com/office/word/2026/wordml/cei" xmlns:w16cex="http://schemas.microsoft.com/office/word/2018/wordml/cex" xmlns:w16cid="http://schemas.microsoft.com/office/word/2016/wordml/cid" xmlns:w16="http://schemas.microsoft.com/office/word/2018/wordml" xmlns:w16sdtdh="http://schemas.microsoft.com/office/word/2020/wordml/sdtdatahash" xmlns:w16sdtfl="http://schemas.microsoft.com/office/word/2024/wordml/sdtformatlock" xmlns:w16se="http://schemas.microsoft.com/office/word/2015/wordml/symex" xmlns:w16du="http://schemas.microsoft.com/office/word/2023/wordml/word16du" xmlns:wne="http://schemas.microsoft.com/office/word/2006/wordml" mc:Ignorable="w14 w15 w16se w16cid w16 w16cex w16sdtdh w16sdtfl w16du wp14">
   <w:p>
     <w:pPr>
       <w:pStyle w:val="Footer"/>
     </w:pPr>
     <w:r>
-      <w:t>Last Updated: April 9, 2026</w:t>
+      <w:t xml:space="preserve">Last Updated: </w:t>
+    </w:r>
+    <w:r>
+      <w:t>July</w:t>
+    </w:r>
+    <w:r>
+      <w:t xml:space="preserve"> </w:t>
+    </w:r>
+    <w:r>
+      <w:t>15</w:t>
+    </w:r>
+    <w:r>
+      <w:t>, 2026</w:t>
     </w:r>
   </w:p>
 </w:ftr>
 </file>
 
-<file path=word/footer3.xml><?xml version="1.0" encoding="utf-8"?>
-<w:ftr xmlns:wpc="http://schemas.microsoft.com/office/word/2010/wordprocessingCanvas" xmlns:cx="http://schemas.microsoft.com/office/drawing/2014/chartex" xmlns:cx1="http://schemas.microsoft.com/office/drawing/2015/9/8/chartex" xmlns:cx2="http://schemas.microsoft.com/office/drawing/2015/10/21/chartex" xmlns:cx3="http://schemas.microsoft.com/office/drawing/2016/5/9/chartex" xmlns:cx4="http://schemas.microsoft.com/office/drawing/2016/5/10/chartex" xmlns:cx5="http://schemas.microsoft.com/office/drawing/2016/5/11/chartex" xmlns:cx6="http://schemas.microsoft.com/office/drawing/2016/5/12/chartex" xmlns:cx7="http://schemas.microsoft.com/office/drawing/2016/5/13/chartex" xmlns:cx8="http://schemas.microsoft.com/office/drawing/2016/5/14/chartex" xmlns:mc="http://schemas.openxmlformats.org/markup-compatibility/2006" xmlns:aink="http://schemas.microsoft.com/office/drawing/2016/ink" xmlns:am3d="http://schemas.microsoft.com/office/drawing/2017/model3d" xmlns:o="urn:schemas-microsoft-com:office:office" xmlns:oel="http://schemas.microsoft.com/office/2019/extlst" xmlns:r="http://schemas.openxmlformats.org/officeDocument/2006/relationships" xmlns:m="http://schemas.openxmlformats.org/officeDocument/2006/math" xmlns:v="urn:schemas-microsoft-com:vml" xmlns:wp14="http://schemas.microsoft.com/office/word/2010/wordprocessingDrawing" xmlns:wp="http://schemas.openxmlformats.org/drawingml/2006/wordprocessingDrawing" xmlns:w10="urn:schemas-microsoft-com:office:word" xmlns:w="http://schemas.openxmlformats.org/wordprocessingml/2006/main" xmlns:w14="http://schemas.microsoft.com/office/word/2010/wordml" xmlns:w15="http://schemas.microsoft.com/office/word/2012/wordml" xmlns:w16cex="http://schemas.microsoft.com/office/word/2018/wordml/cex" xmlns:w16cid="http://schemas.microsoft.com/office/word/2016/wordml/cid" xmlns:w16="http://schemas.microsoft.com/office/word/2018/wordml" xmlns:w16du="http://schemas.microsoft.com/office/word/2023/wordml/word16du" xmlns:w16sdtdh="http://schemas.microsoft.com/office/word/2020/wordml/sdtdatahash" xmlns:w16sdtfl="http://schemas.microsoft.com/office/word/2024/wordml/sdtformatlock" xmlns:w16se="http://schemas.microsoft.com/office/word/2015/wordml/symex" xmlns:wpg="http://schemas.microsoft.com/office/word/2010/wordprocessingGroup" xmlns:wpi="http://schemas.microsoft.com/office/word/2010/wordprocessingInk" xmlns:wne="http://schemas.microsoft.com/office/word/2006/wordml" xmlns:wps="http://schemas.microsoft.com/office/word/2010/wordprocessingShape" mc:Ignorable="w14 w15 w16se w16cid w16 w16cex w16sdtdh w16sdtfl w16du wp14">
-  <w:p>
-    <w:pPr>
-      <w:pStyle w:val="Footer"/>
-    </w:pPr>
-  </w:p>
-</w:ftr>
-</file>
-
 <file path=word/footnotes.xml><?xml version="1.0" encoding="utf-8"?>
-<w:footnotes xmlns:wpc="http://schemas.microsoft.com/office/word/2010/wordprocessingCanvas" xmlns:cx="http://schemas.microsoft.com/office/drawing/2014/chartex" xmlns:cx1="http://schemas.microsoft.com/office/drawing/2015/9/8/chartex" xmlns:cx2="http://schemas.microsoft.com/office/drawing/2015/10/21/chartex" xmlns:cx3="http://schemas.microsoft.com/office/drawing/2016/5/9/chartex" xmlns:cx4="http://schemas.microsoft.com/office/drawing/2016/5/10/chartex" xmlns:cx5="http://schemas.microsoft.com/office/drawing/2016/5/11/chartex" xmlns:cx6="http://schemas.microsoft.com/office/drawing/2016/5/12/chartex" xmlns:cx7="http://schemas.microsoft.com/office/drawing/2016/5/13/chartex" xmlns:cx8="http://schemas.microsoft.com/office/drawing/2016/5/14/chartex" xmlns:mc="http://schemas.openxmlformats.org/markup-compatibility/2006" xmlns:aink="http://schemas.microsoft.com/office/drawing/2016/ink" xmlns:am3d="http://schemas.microsoft.com/office/drawing/2017/model3d" xmlns:o="urn:schemas-microsoft-com:office:office" xmlns:oel="http://schemas.microsoft.com/office/2019/extlst" xmlns:r="http://schemas.openxmlformats.org/officeDocument/2006/relationships" xmlns:m="http://schemas.openxmlformats.org/officeDocument/2006/math" xmlns:v="urn:schemas-microsoft-com:vml" xmlns:wp14="http://schemas.microsoft.com/office/word/2010/wordprocessingDrawing" xmlns:wp="http://schemas.openxmlformats.org/drawingml/2006/wordprocessingDrawing" xmlns:w10="urn:schemas-microsoft-com:office:word" xmlns:w="http://schemas.openxmlformats.org/wordprocessingml/2006/main" xmlns:w14="http://schemas.microsoft.com/office/word/2010/wordml" xmlns:w15="http://schemas.microsoft.com/office/word/2012/wordml" xmlns:w16cex="http://schemas.microsoft.com/office/word/2018/wordml/cex" xmlns:w16cid="http://schemas.microsoft.com/office/word/2016/wordml/cid" xmlns:w16="http://schemas.microsoft.com/office/word/2018/wordml" xmlns:w16du="http://schemas.microsoft.com/office/word/2023/wordml/word16du" xmlns:w16sdtdh="http://schemas.microsoft.com/office/word/2020/wordml/sdtdatahash" xmlns:w16sdtfl="http://schemas.microsoft.com/office/word/2024/wordml/sdtformatlock" xmlns:w16se="http://schemas.microsoft.com/office/word/2015/wordml/symex" xmlns:wpg="http://schemas.microsoft.com/office/word/2010/wordprocessingGroup" xmlns:wpi="http://schemas.microsoft.com/office/word/2010/wordprocessingInk" xmlns:wne="http://schemas.microsoft.com/office/word/2006/wordml" xmlns:wps="http://schemas.microsoft.com/office/word/2010/wordprocessingShape" mc:Ignorable="w14 w15 w16se w16cid w16 w16cex w16sdtdh w16sdtfl w16du wp14">
+<w:footnotes xmlns:wpc="http://schemas.microsoft.com/office/word/2010/wordprocessingCanvas" xmlns:cx="http://schemas.microsoft.com/office/drawing/2014/chartex" xmlns:cx1="http://schemas.microsoft.com/office/drawing/2015/9/8/chartex" xmlns:cx2="http://schemas.microsoft.com/office/drawing/2015/10/21/chartex" xmlns:cx3="http://schemas.microsoft.com/office/drawing/2016/5/9/chartex" xmlns:cx4="http://schemas.microsoft.com/office/drawing/2016/5/10/chartex" xmlns:cx5="http://schemas.microsoft.com/office/drawing/2016/5/11/chartex" xmlns:cx6="http://schemas.microsoft.com/office/drawing/2016/5/12/chartex" xmlns:cx7="http://schemas.microsoft.com/office/drawing/2016/5/13/chartex" xmlns:cx8="http://schemas.microsoft.com/office/drawing/2016/5/14/chartex" xmlns:mc="http://schemas.openxmlformats.org/markup-compatibility/2006" xmlns:m="http://schemas.openxmlformats.org/officeDocument/2006/math" xmlns:aink="http://schemas.microsoft.com/office/drawing/2016/ink" xmlns:am3d="http://schemas.microsoft.com/office/drawing/2017/model3d" xmlns:oel="http://schemas.microsoft.com/office/2019/extlst" xmlns:r="http://schemas.openxmlformats.org/officeDocument/2006/relationships" xmlns:wp14="http://schemas.microsoft.com/office/word/2010/wordprocessingDrawing" xmlns:wp="http://schemas.openxmlformats.org/drawingml/2006/wordprocessingDrawing" xmlns:wpg="http://schemas.microsoft.com/office/word/2010/wordprocessingGroup" xmlns:wpi="http://schemas.microsoft.com/office/word/2010/wordprocessingInk" xmlns:wps="http://schemas.microsoft.com/office/word/2010/wordprocessingShape" xmlns:o="urn:schemas-microsoft-com:office:office" xmlns:v="urn:schemas-microsoft-com:vml" xmlns:w10="urn:schemas-microsoft-com:office:word" xmlns:w="http://schemas.openxmlformats.org/wordprocessingml/2006/main" xmlns:w14="http://schemas.microsoft.com/office/word/2010/wordml" xmlns:w15="http://schemas.microsoft.com/office/word/2012/wordml" xmlns:w16cei="http://schemas.microsoft.com/office/word/2026/wordml/cei" xmlns:w16cex="http://schemas.microsoft.com/office/word/2018/wordml/cex" xmlns:w16cid="http://schemas.microsoft.com/office/word/2016/wordml/cid" xmlns:w16="http://schemas.microsoft.com/office/word/2018/wordml" xmlns:w16sdtdh="http://schemas.microsoft.com/office/word/2020/wordml/sdtdatahash" xmlns:w16sdtfl="http://schemas.microsoft.com/office/word/2024/wordml/sdtformatlock" xmlns:w16se="http://schemas.microsoft.com/office/word/2015/wordml/symex" xmlns:w16du="http://schemas.microsoft.com/office/word/2023/wordml/word16du" xmlns:wne="http://schemas.microsoft.com/office/word/2006/wordml" mc:Ignorable="w14 w15 w16se w16cid w16 w16cex w16sdtdh w16sdtfl w16du wp14">
   <w:footnote w:type="separator" w:id="-1">
     <w:p>
       <w:r>
@@ -6634,38 +6632,8 @@
 </w:footnotes>
 </file>
 
-<file path=word/header1.xml><?xml version="1.0" encoding="utf-8"?>
-<w:hdr xmlns:wpc="http://schemas.microsoft.com/office/word/2010/wordprocessingCanvas" xmlns:cx="http://schemas.microsoft.com/office/drawing/2014/chartex" xmlns:cx1="http://schemas.microsoft.com/office/drawing/2015/9/8/chartex" xmlns:cx2="http://schemas.microsoft.com/office/drawing/2015/10/21/chartex" xmlns:cx3="http://schemas.microsoft.com/office/drawing/2016/5/9/chartex" xmlns:cx4="http://schemas.microsoft.com/office/drawing/2016/5/10/chartex" xmlns:cx5="http://schemas.microsoft.com/office/drawing/2016/5/11/chartex" xmlns:cx6="http://schemas.microsoft.com/office/drawing/2016/5/12/chartex" xmlns:cx7="http://schemas.microsoft.com/office/drawing/2016/5/13/chartex" xmlns:cx8="http://schemas.microsoft.com/office/drawing/2016/5/14/chartex" xmlns:mc="http://schemas.openxmlformats.org/markup-compatibility/2006" xmlns:aink="http://schemas.microsoft.com/office/drawing/2016/ink" xmlns:am3d="http://schemas.microsoft.com/office/drawing/2017/model3d" xmlns:o="urn:schemas-microsoft-com:office:office" xmlns:oel="http://schemas.microsoft.com/office/2019/extlst" xmlns:r="http://schemas.openxmlformats.org/officeDocument/2006/relationships" xmlns:m="http://schemas.openxmlformats.org/officeDocument/2006/math" xmlns:v="urn:schemas-microsoft-com:vml" xmlns:wp14="http://schemas.microsoft.com/office/word/2010/wordprocessingDrawing" xmlns:wp="http://schemas.openxmlformats.org/drawingml/2006/wordprocessingDrawing" xmlns:w10="urn:schemas-microsoft-com:office:word" xmlns:w="http://schemas.openxmlformats.org/wordprocessingml/2006/main" xmlns:w14="http://schemas.microsoft.com/office/word/2010/wordml" xmlns:w15="http://schemas.microsoft.com/office/word/2012/wordml" xmlns:w16cex="http://schemas.microsoft.com/office/word/2018/wordml/cex" xmlns:w16cid="http://schemas.microsoft.com/office/word/2016/wordml/cid" xmlns:w16="http://schemas.microsoft.com/office/word/2018/wordml" xmlns:w16du="http://schemas.microsoft.com/office/word/2023/wordml/word16du" xmlns:w16sdtdh="http://schemas.microsoft.com/office/word/2020/wordml/sdtdatahash" xmlns:w16sdtfl="http://schemas.microsoft.com/office/word/2024/wordml/sdtformatlock" xmlns:w16se="http://schemas.microsoft.com/office/word/2015/wordml/symex" xmlns:wpg="http://schemas.microsoft.com/office/word/2010/wordprocessingGroup" xmlns:wpi="http://schemas.microsoft.com/office/word/2010/wordprocessingInk" xmlns:wne="http://schemas.microsoft.com/office/word/2006/wordml" xmlns:wps="http://schemas.microsoft.com/office/word/2010/wordprocessingShape" mc:Ignorable="w14 w15 w16se w16cid w16 w16cex w16sdtdh w16sdtfl w16du wp14">
-  <w:p>
-    <w:pPr>
-      <w:pStyle w:val="Header"/>
-    </w:pPr>
-  </w:p>
-</w:hdr>
-</file>
-
-<file path=word/header2.xml><?xml version="1.0" encoding="utf-8"?>
-<w:hdr xmlns:wpc="http://schemas.microsoft.com/office/word/2010/wordprocessingCanvas" xmlns:cx="http://schemas.microsoft.com/office/drawing/2014/chartex" xmlns:cx1="http://schemas.microsoft.com/office/drawing/2015/9/8/chartex" xmlns:cx2="http://schemas.microsoft.com/office/drawing/2015/10/21/chartex" xmlns:cx3="http://schemas.microsoft.com/office/drawing/2016/5/9/chartex" xmlns:cx4="http://schemas.microsoft.com/office/drawing/2016/5/10/chartex" xmlns:cx5="http://schemas.microsoft.com/office/drawing/2016/5/11/chartex" xmlns:cx6="http://schemas.microsoft.com/office/drawing/2016/5/12/chartex" xmlns:cx7="http://schemas.microsoft.com/office/drawing/2016/5/13/chartex" xmlns:cx8="http://schemas.microsoft.com/office/drawing/2016/5/14/chartex" xmlns:mc="http://schemas.openxmlformats.org/markup-compatibility/2006" xmlns:aink="http://schemas.microsoft.com/office/drawing/2016/ink" xmlns:am3d="http://schemas.microsoft.com/office/drawing/2017/model3d" xmlns:o="urn:schemas-microsoft-com:office:office" xmlns:oel="http://schemas.microsoft.com/office/2019/extlst" xmlns:r="http://schemas.openxmlformats.org/officeDocument/2006/relationships" xmlns:m="http://schemas.openxmlformats.org/officeDocument/2006/math" xmlns:v="urn:schemas-microsoft-com:vml" xmlns:wp14="http://schemas.microsoft.com/office/word/2010/wordprocessingDrawing" xmlns:wp="http://schemas.openxmlformats.org/drawingml/2006/wordprocessingDrawing" xmlns:w10="urn:schemas-microsoft-com:office:word" xmlns:w="http://schemas.openxmlformats.org/wordprocessingml/2006/main" xmlns:w14="http://schemas.microsoft.com/office/word/2010/wordml" xmlns:w15="http://schemas.microsoft.com/office/word/2012/wordml" xmlns:w16cex="http://schemas.microsoft.com/office/word/2018/wordml/cex" xmlns:w16cid="http://schemas.microsoft.com/office/word/2016/wordml/cid" xmlns:w16="http://schemas.microsoft.com/office/word/2018/wordml" xmlns:w16du="http://schemas.microsoft.com/office/word/2023/wordml/word16du" xmlns:w16sdtdh="http://schemas.microsoft.com/office/word/2020/wordml/sdtdatahash" xmlns:w16sdtfl="http://schemas.microsoft.com/office/word/2024/wordml/sdtformatlock" xmlns:w16se="http://schemas.microsoft.com/office/word/2015/wordml/symex" xmlns:wpg="http://schemas.microsoft.com/office/word/2010/wordprocessingGroup" xmlns:wpi="http://schemas.microsoft.com/office/word/2010/wordprocessingInk" xmlns:wne="http://schemas.microsoft.com/office/word/2006/wordml" xmlns:wps="http://schemas.microsoft.com/office/word/2010/wordprocessingShape" mc:Ignorable="w14 w15 w16se w16cid w16 w16cex w16sdtdh w16sdtfl w16du wp14">
-  <w:p>
-    <w:pPr>
-      <w:pStyle w:val="Header"/>
-    </w:pPr>
-  </w:p>
-</w:hdr>
-</file>
-
-<file path=word/header3.xml><?xml version="1.0" encoding="utf-8"?>
-<w:hdr xmlns:wpc="http://schemas.microsoft.com/office/word/2010/wordprocessingCanvas" xmlns:cx="http://schemas.microsoft.com/office/drawing/2014/chartex" xmlns:cx1="http://schemas.microsoft.com/office/drawing/2015/9/8/chartex" xmlns:cx2="http://schemas.microsoft.com/office/drawing/2015/10/21/chartex" xmlns:cx3="http://schemas.microsoft.com/office/drawing/2016/5/9/chartex" xmlns:cx4="http://schemas.microsoft.com/office/drawing/2016/5/10/chartex" xmlns:cx5="http://schemas.microsoft.com/office/drawing/2016/5/11/chartex" xmlns:cx6="http://schemas.microsoft.com/office/drawing/2016/5/12/chartex" xmlns:cx7="http://schemas.microsoft.com/office/drawing/2016/5/13/chartex" xmlns:cx8="http://schemas.microsoft.com/office/drawing/2016/5/14/chartex" xmlns:mc="http://schemas.openxmlformats.org/markup-compatibility/2006" xmlns:aink="http://schemas.microsoft.com/office/drawing/2016/ink" xmlns:am3d="http://schemas.microsoft.com/office/drawing/2017/model3d" xmlns:o="urn:schemas-microsoft-com:office:office" xmlns:oel="http://schemas.microsoft.com/office/2019/extlst" xmlns:r="http://schemas.openxmlformats.org/officeDocument/2006/relationships" xmlns:m="http://schemas.openxmlformats.org/officeDocument/2006/math" xmlns:v="urn:schemas-microsoft-com:vml" xmlns:wp14="http://schemas.microsoft.com/office/word/2010/wordprocessingDrawing" xmlns:wp="http://schemas.openxmlformats.org/drawingml/2006/wordprocessingDrawing" xmlns:w10="urn:schemas-microsoft-com:office:word" xmlns:w="http://schemas.openxmlformats.org/wordprocessingml/2006/main" xmlns:w14="http://schemas.microsoft.com/office/word/2010/wordml" xmlns:w15="http://schemas.microsoft.com/office/word/2012/wordml" xmlns:w16cex="http://schemas.microsoft.com/office/word/2018/wordml/cex" xmlns:w16cid="http://schemas.microsoft.com/office/word/2016/wordml/cid" xmlns:w16="http://schemas.microsoft.com/office/word/2018/wordml" xmlns:w16du="http://schemas.microsoft.com/office/word/2023/wordml/word16du" xmlns:w16sdtdh="http://schemas.microsoft.com/office/word/2020/wordml/sdtdatahash" xmlns:w16sdtfl="http://schemas.microsoft.com/office/word/2024/wordml/sdtformatlock" xmlns:w16se="http://schemas.microsoft.com/office/word/2015/wordml/symex" xmlns:wpg="http://schemas.microsoft.com/office/word/2010/wordprocessingGroup" xmlns:wpi="http://schemas.microsoft.com/office/word/2010/wordprocessingInk" xmlns:wne="http://schemas.microsoft.com/office/word/2006/wordml" xmlns:wps="http://schemas.microsoft.com/office/word/2010/wordprocessingShape" mc:Ignorable="w14 w15 w16se w16cid w16 w16cex w16sdtdh w16sdtfl w16du wp14">
-  <w:p>
-    <w:pPr>
-      <w:pStyle w:val="Header"/>
-    </w:pPr>
-  </w:p>
-</w:hdr>
-</file>
-
 <file path=word/numbering.xml><?xml version="1.0" encoding="utf-8"?>
-<w:numbering xmlns:wpc="http://schemas.microsoft.com/office/word/2010/wordprocessingCanvas" xmlns:cx="http://schemas.microsoft.com/office/drawing/2014/chartex" xmlns:cx1="http://schemas.microsoft.com/office/drawing/2015/9/8/chartex" xmlns:cx2="http://schemas.microsoft.com/office/drawing/2015/10/21/chartex" xmlns:cx3="http://schemas.microsoft.com/office/drawing/2016/5/9/chartex" xmlns:cx4="http://schemas.microsoft.com/office/drawing/2016/5/10/chartex" xmlns:cx5="http://schemas.microsoft.com/office/drawing/2016/5/11/chartex" xmlns:cx6="http://schemas.microsoft.com/office/drawing/2016/5/12/chartex" xmlns:cx7="http://schemas.microsoft.com/office/drawing/2016/5/13/chartex" xmlns:cx8="http://schemas.microsoft.com/office/drawing/2016/5/14/chartex" xmlns:mc="http://schemas.openxmlformats.org/markup-compatibility/2006" xmlns:aink="http://schemas.microsoft.com/office/drawing/2016/ink" xmlns:am3d="http://schemas.microsoft.com/office/drawing/2017/model3d" xmlns:o="urn:schemas-microsoft-com:office:office" xmlns:oel="http://schemas.microsoft.com/office/2019/extlst" xmlns:r="http://schemas.openxmlformats.org/officeDocument/2006/relationships" xmlns:m="http://schemas.openxmlformats.org/officeDocument/2006/math" xmlns:v="urn:schemas-microsoft-com:vml" xmlns:wp14="http://schemas.microsoft.com/office/word/2010/wordprocessingDrawing" xmlns:wp="http://schemas.openxmlformats.org/drawingml/2006/wordprocessingDrawing" xmlns:w10="urn:schemas-microsoft-com:office:word" xmlns:w="http://schemas.openxmlformats.org/wordprocessingml/2006/main" xmlns:w14="http://schemas.microsoft.com/office/word/2010/wordml" xmlns:w15="http://schemas.microsoft.com/office/word/2012/wordml" xmlns:w16cex="http://schemas.microsoft.com/office/word/2018/wordml/cex" xmlns:w16cid="http://schemas.microsoft.com/office/word/2016/wordml/cid" xmlns:w16="http://schemas.microsoft.com/office/word/2018/wordml" xmlns:w16du="http://schemas.microsoft.com/office/word/2023/wordml/word16du" xmlns:w16sdtdh="http://schemas.microsoft.com/office/word/2020/wordml/sdtdatahash" xmlns:w16sdtfl="http://schemas.microsoft.com/office/word/2024/wordml/sdtformatlock" xmlns:w16se="http://schemas.microsoft.com/office/word/2015/wordml/symex" xmlns:wpg="http://schemas.microsoft.com/office/word/2010/wordprocessingGroup" xmlns:wpi="http://schemas.microsoft.com/office/word/2010/wordprocessingInk" xmlns:wne="http://schemas.microsoft.com/office/word/2006/wordml" xmlns:wps="http://schemas.microsoft.com/office/word/2010/wordprocessingShape" mc:Ignorable="w14 w15 w16se w16cid w16 w16cex w16sdtdh w16sdtfl w16du wp14">
+<w:numbering xmlns:wpc="http://schemas.microsoft.com/office/word/2010/wordprocessingCanvas" xmlns:cx="http://schemas.microsoft.com/office/drawing/2014/chartex" xmlns:cx1="http://schemas.microsoft.com/office/drawing/2015/9/8/chartex" xmlns:cx2="http://schemas.microsoft.com/office/drawing/2015/10/21/chartex" xmlns:cx3="http://schemas.microsoft.com/office/drawing/2016/5/9/chartex" xmlns:cx4="http://schemas.microsoft.com/office/drawing/2016/5/10/chartex" xmlns:cx5="http://schemas.microsoft.com/office/drawing/2016/5/11/chartex" xmlns:cx6="http://schemas.microsoft.com/office/drawing/2016/5/12/chartex" xmlns:cx7="http://schemas.microsoft.com/office/drawing/2016/5/13/chartex" xmlns:cx8="http://schemas.microsoft.com/office/drawing/2016/5/14/chartex" xmlns:mc="http://schemas.openxmlformats.org/markup-compatibility/2006" xmlns:m="http://schemas.openxmlformats.org/officeDocument/2006/math" xmlns:aink="http://schemas.microsoft.com/office/drawing/2016/ink" xmlns:am3d="http://schemas.microsoft.com/office/drawing/2017/model3d" xmlns:oel="http://schemas.microsoft.com/office/2019/extlst" xmlns:r="http://schemas.openxmlformats.org/officeDocument/2006/relationships" xmlns:wp14="http://schemas.microsoft.com/office/word/2010/wordprocessingDrawing" xmlns:wp="http://schemas.openxmlformats.org/drawingml/2006/wordprocessingDrawing" xmlns:wpg="http://schemas.microsoft.com/office/word/2010/wordprocessingGroup" xmlns:wpi="http://schemas.microsoft.com/office/word/2010/wordprocessingInk" xmlns:wps="http://schemas.microsoft.com/office/word/2010/wordprocessingShape" xmlns:o="urn:schemas-microsoft-com:office:office" xmlns:v="urn:schemas-microsoft-com:vml" xmlns:w10="urn:schemas-microsoft-com:office:word" xmlns:w="http://schemas.openxmlformats.org/wordprocessingml/2006/main" xmlns:w14="http://schemas.microsoft.com/office/word/2010/wordml" xmlns:w15="http://schemas.microsoft.com/office/word/2012/wordml" xmlns:w16cei="http://schemas.microsoft.com/office/word/2026/wordml/cei" xmlns:w16cex="http://schemas.microsoft.com/office/word/2018/wordml/cex" xmlns:w16cid="http://schemas.microsoft.com/office/word/2016/wordml/cid" xmlns:w16="http://schemas.microsoft.com/office/word/2018/wordml" xmlns:w16sdtdh="http://schemas.microsoft.com/office/word/2020/wordml/sdtdatahash" xmlns:w16sdtfl="http://schemas.microsoft.com/office/word/2024/wordml/sdtformatlock" xmlns:w16se="http://schemas.microsoft.com/office/word/2015/wordml/symex" xmlns:w16du="http://schemas.microsoft.com/office/word/2023/wordml/word16du" xmlns:wne="http://schemas.microsoft.com/office/word/2006/wordml" mc:Ignorable="w14 w15 w16se w16cid w16 w16cex w16sdtdh w16sdtfl w16du wp14">
   <w:abstractNum w:abstractNumId="0" w15:restartNumberingAfterBreak="0">
     <w:nsid w:val="0DFA6C14"/>
     <w:multiLevelType w:val="hybridMultilevel"/>
@@ -8372,7 +8340,7 @@
 </file>
 
 <file path=word/styles.xml><?xml version="1.0" encoding="utf-8"?>
-<w:styles xmlns:mc="http://schemas.openxmlformats.org/markup-compatibility/2006" xmlns:r="http://schemas.openxmlformats.org/officeDocument/2006/relationships" xmlns:w="http://schemas.openxmlformats.org/wordprocessingml/2006/main" xmlns:w14="http://schemas.microsoft.com/office/word/2010/wordml" xmlns:w15="http://schemas.microsoft.com/office/word/2012/wordml" xmlns:w16cex="http://schemas.microsoft.com/office/word/2018/wordml/cex" xmlns:w16cid="http://schemas.microsoft.com/office/word/2016/wordml/cid" xmlns:w16="http://schemas.microsoft.com/office/word/2018/wordml" xmlns:w16du="http://schemas.microsoft.com/office/word/2023/wordml/word16du" xmlns:w16sdtdh="http://schemas.microsoft.com/office/word/2020/wordml/sdtdatahash" xmlns:w16sdtfl="http://schemas.microsoft.com/office/word/2024/wordml/sdtformatlock" xmlns:w16se="http://schemas.microsoft.com/office/word/2015/wordml/symex" mc:Ignorable="w14 w15 w16se w16cid w16 w16cex w16sdtdh w16sdtfl w16du">
+<w:styles xmlns:mc="http://schemas.openxmlformats.org/markup-compatibility/2006" xmlns:r="http://schemas.openxmlformats.org/officeDocument/2006/relationships" xmlns:w="http://schemas.openxmlformats.org/wordprocessingml/2006/main" xmlns:w14="http://schemas.microsoft.com/office/word/2010/wordml" xmlns:w15="http://schemas.microsoft.com/office/word/2012/wordml" xmlns:w16cex="http://schemas.microsoft.com/office/word/2018/wordml/cex" xmlns:w16cid="http://schemas.microsoft.com/office/word/2016/wordml/cid" xmlns:w16="http://schemas.microsoft.com/office/word/2018/wordml" xmlns:w16sdtdh="http://schemas.microsoft.com/office/word/2020/wordml/sdtdatahash" xmlns:w16sdtfl="http://schemas.microsoft.com/office/word/2024/wordml/sdtformatlock" xmlns:w16se="http://schemas.microsoft.com/office/word/2015/wordml/symex" xmlns:w16du="http://schemas.microsoft.com/office/word/2023/wordml/word16du" mc:Ignorable="w14 w15 w16se w16cid w16 w16cex w16sdtdh w16sdtfl w16du">
   <w:docDefaults>
     <w:rPrDefault>
       <w:rPr>
